--- a/docs/documentatie.docx
+++ b/docs/documentatie.docx
@@ -65,15 +65,15 @@
         </w:tblCellMar>
       </w:tblPr>
       <w:tblGrid>
-        <w:gridCol w:w="2197"/>
-        <w:gridCol w:w="1347"/>
-        <w:gridCol w:w="7795"/>
+        <w:gridCol w:w="2239"/>
+        <w:gridCol w:w="1494"/>
+        <w:gridCol w:w="7606"/>
       </w:tblGrid>
       <w:tr>
         <w:trPr/>
         <w:tc>
           <w:tcPr>
-            <w:tcW w:w="2197" w:type="dxa"/>
+            <w:tcW w:w="2239" w:type="dxa"/>
             <w:tcBorders/>
             <w:vAlign w:val="center"/>
           </w:tcPr>
@@ -94,7 +94,7 @@
         </w:tc>
         <w:tc>
           <w:tcPr>
-            <w:tcW w:w="1347" w:type="dxa"/>
+            <w:tcW w:w="1494" w:type="dxa"/>
             <w:tcBorders/>
             <w:vAlign w:val="center"/>
           </w:tcPr>
@@ -115,7 +115,7 @@
         </w:tc>
         <w:tc>
           <w:tcPr>
-            <w:tcW w:w="7795" w:type="dxa"/>
+            <w:tcW w:w="7606" w:type="dxa"/>
             <w:tcBorders/>
             <w:vAlign w:val="center"/>
           </w:tcPr>
@@ -139,7 +139,7 @@
         <w:trPr/>
         <w:tc>
           <w:tcPr>
-            <w:tcW w:w="2197" w:type="dxa"/>
+            <w:tcW w:w="2239" w:type="dxa"/>
             <w:tcBorders/>
             <w:vAlign w:val="center"/>
           </w:tcPr>
@@ -158,7 +158,7 @@
         </w:tc>
         <w:tc>
           <w:tcPr>
-            <w:tcW w:w="1347" w:type="dxa"/>
+            <w:tcW w:w="1494" w:type="dxa"/>
             <w:tcBorders/>
             <w:vAlign w:val="center"/>
           </w:tcPr>
@@ -177,7 +177,7 @@
         </w:tc>
         <w:tc>
           <w:tcPr>
-            <w:tcW w:w="7795" w:type="dxa"/>
+            <w:tcW w:w="7606" w:type="dxa"/>
             <w:tcBorders/>
             <w:vAlign w:val="center"/>
           </w:tcPr>
@@ -199,7 +199,7 @@
         <w:trPr/>
         <w:tc>
           <w:tcPr>
-            <w:tcW w:w="2197" w:type="dxa"/>
+            <w:tcW w:w="2239" w:type="dxa"/>
             <w:tcBorders/>
             <w:vAlign w:val="center"/>
           </w:tcPr>
@@ -218,7 +218,7 @@
         </w:tc>
         <w:tc>
           <w:tcPr>
-            <w:tcW w:w="1347" w:type="dxa"/>
+            <w:tcW w:w="1494" w:type="dxa"/>
             <w:tcBorders/>
             <w:vAlign w:val="center"/>
           </w:tcPr>
@@ -237,7 +237,7 @@
         </w:tc>
         <w:tc>
           <w:tcPr>
-            <w:tcW w:w="7795" w:type="dxa"/>
+            <w:tcW w:w="7606" w:type="dxa"/>
             <w:tcBorders/>
             <w:vAlign w:val="center"/>
           </w:tcPr>
@@ -259,7 +259,7 @@
         <w:trPr/>
         <w:tc>
           <w:tcPr>
-            <w:tcW w:w="2197" w:type="dxa"/>
+            <w:tcW w:w="2239" w:type="dxa"/>
             <w:tcBorders/>
             <w:vAlign w:val="center"/>
           </w:tcPr>
@@ -278,7 +278,7 @@
         </w:tc>
         <w:tc>
           <w:tcPr>
-            <w:tcW w:w="1347" w:type="dxa"/>
+            <w:tcW w:w="1494" w:type="dxa"/>
             <w:tcBorders/>
             <w:vAlign w:val="center"/>
           </w:tcPr>
@@ -297,7 +297,7 @@
         </w:tc>
         <w:tc>
           <w:tcPr>
-            <w:tcW w:w="7795" w:type="dxa"/>
+            <w:tcW w:w="7606" w:type="dxa"/>
             <w:tcBorders/>
             <w:vAlign w:val="center"/>
           </w:tcPr>
@@ -319,7 +319,7 @@
         <w:trPr/>
         <w:tc>
           <w:tcPr>
-            <w:tcW w:w="2197" w:type="dxa"/>
+            <w:tcW w:w="2239" w:type="dxa"/>
             <w:tcBorders/>
             <w:vAlign w:val="center"/>
           </w:tcPr>
@@ -338,7 +338,7 @@
         </w:tc>
         <w:tc>
           <w:tcPr>
-            <w:tcW w:w="1347" w:type="dxa"/>
+            <w:tcW w:w="1494" w:type="dxa"/>
             <w:tcBorders/>
             <w:vAlign w:val="center"/>
           </w:tcPr>
@@ -357,20 +357,20 @@
         </w:tc>
         <w:tc>
           <w:tcPr>
-            <w:tcW w:w="7795" w:type="dxa"/>
-            <w:tcBorders/>
-            <w:vAlign w:val="center"/>
-          </w:tcPr>
-          <w:p>
-            <w:pPr>
-              <w:pStyle w:val="TableContents"/>
-              <w:bidi w:val="0"/>
-              <w:spacing w:before="0" w:after="283"/>
-              <w:rPr/>
-            </w:pPr>
-            <w:r>
-              <w:rPr/>
-              <w:t>Lista florilor, cu filtrare, sortare și paginare (va fi implementată într-un laborator următor).</w:t>
+            <w:tcW w:w="7606" w:type="dxa"/>
+            <w:tcBorders/>
+            <w:vAlign w:val="center"/>
+          </w:tcPr>
+          <w:p>
+            <w:pPr>
+              <w:pStyle w:val="TableContents"/>
+              <w:bidi w:val="0"/>
+              <w:spacing w:before="0" w:after="283"/>
+              <w:rPr/>
+            </w:pPr>
+            <w:r>
+              <w:rPr/>
+              <w:t>Lista florilor, cu căutare, filtre (categorie, ocazie, tip, preț, stoc), sortare și paginare.</w:t>
             </w:r>
           </w:p>
         </w:tc>
@@ -379,58 +379,58 @@
         <w:trPr/>
         <w:tc>
           <w:tcPr>
-            <w:tcW w:w="2197" w:type="dxa"/>
-            <w:tcBorders/>
-            <w:vAlign w:val="center"/>
-          </w:tcPr>
-          <w:p>
-            <w:pPr>
-              <w:pStyle w:val="TableContents"/>
-              <w:bidi w:val="0"/>
-              <w:spacing w:before="0" w:after="283"/>
-              <w:rPr/>
-            </w:pPr>
-            <w:r>
-              <w:rPr/>
-              <w:t>Contact</w:t>
-            </w:r>
-          </w:p>
-        </w:tc>
-        <w:tc>
-          <w:tcPr>
-            <w:tcW w:w="1347" w:type="dxa"/>
-            <w:tcBorders/>
-            <w:vAlign w:val="center"/>
-          </w:tcPr>
-          <w:p>
-            <w:pPr>
-              <w:pStyle w:val="TableContents"/>
-              <w:bidi w:val="0"/>
-              <w:spacing w:before="0" w:after="283"/>
-              <w:rPr/>
-            </w:pPr>
-            <w:r>
-              <w:rPr/>
-              <w:t>/contact</w:t>
-            </w:r>
-          </w:p>
-        </w:tc>
-        <w:tc>
-          <w:tcPr>
-            <w:tcW w:w="7795" w:type="dxa"/>
-            <w:tcBorders/>
-            <w:vAlign w:val="center"/>
-          </w:tcPr>
-          <w:p>
-            <w:pPr>
-              <w:pStyle w:val="TableContents"/>
-              <w:bidi w:val="0"/>
-              <w:spacing w:before="0" w:after="283"/>
-              <w:rPr/>
-            </w:pPr>
-            <w:r>
-              <w:rPr/>
-              <w:t>Formular de contact (va fi implementată într-un laborator următor).</w:t>
+            <w:tcW w:w="2239" w:type="dxa"/>
+            <w:tcBorders/>
+            <w:vAlign w:val="center"/>
+          </w:tcPr>
+          <w:p>
+            <w:pPr>
+              <w:pStyle w:val="TableContents"/>
+              <w:bidi w:val="0"/>
+              <w:spacing w:before="0" w:after="283"/>
+              <w:rPr/>
+            </w:pPr>
+            <w:r>
+              <w:rPr/>
+              <w:t>Pagina produsului</w:t>
+            </w:r>
+          </w:p>
+        </w:tc>
+        <w:tc>
+          <w:tcPr>
+            <w:tcW w:w="1494" w:type="dxa"/>
+            <w:tcBorders/>
+            <w:vAlign w:val="center"/>
+          </w:tcPr>
+          <w:p>
+            <w:pPr>
+              <w:pStyle w:val="TableContents"/>
+              <w:bidi w:val="0"/>
+              <w:spacing w:before="0" w:after="283"/>
+              <w:rPr/>
+            </w:pPr>
+            <w:r>
+              <w:rPr/>
+              <w:t>/produse/[slug]</w:t>
+            </w:r>
+          </w:p>
+        </w:tc>
+        <w:tc>
+          <w:tcPr>
+            <w:tcW w:w="7606" w:type="dxa"/>
+            <w:tcBorders/>
+            <w:vAlign w:val="center"/>
+          </w:tcPr>
+          <w:p>
+            <w:pPr>
+              <w:pStyle w:val="TableContents"/>
+              <w:bidi w:val="0"/>
+              <w:spacing w:before="0" w:after="283"/>
+              <w:rPr/>
+            </w:pPr>
+            <w:r>
+              <w:rPr/>
+              <w:t>Detaliile unei flori și adăugarea în coș.</w:t>
             </w:r>
           </w:p>
         </w:tc>
@@ -439,58 +439,58 @@
         <w:trPr/>
         <w:tc>
           <w:tcPr>
-            <w:tcW w:w="2197" w:type="dxa"/>
-            <w:tcBorders/>
-            <w:vAlign w:val="center"/>
-          </w:tcPr>
-          <w:p>
-            <w:pPr>
-              <w:pStyle w:val="TableContents"/>
-              <w:bidi w:val="0"/>
-              <w:spacing w:before="0" w:after="283"/>
-              <w:rPr/>
-            </w:pPr>
-            <w:r>
-              <w:rPr/>
-              <w:t>Coș virtual</w:t>
-            </w:r>
-          </w:p>
-        </w:tc>
-        <w:tc>
-          <w:tcPr>
-            <w:tcW w:w="1347" w:type="dxa"/>
-            <w:tcBorders/>
-            <w:vAlign w:val="center"/>
-          </w:tcPr>
-          <w:p>
-            <w:pPr>
-              <w:pStyle w:val="TableContents"/>
-              <w:bidi w:val="0"/>
-              <w:spacing w:before="0" w:after="283"/>
-              <w:rPr/>
-            </w:pPr>
-            <w:r>
-              <w:rPr/>
-              <w:t>/cos_virtual</w:t>
-            </w:r>
-          </w:p>
-        </w:tc>
-        <w:tc>
-          <w:tcPr>
-            <w:tcW w:w="7795" w:type="dxa"/>
-            <w:tcBorders/>
-            <w:vAlign w:val="center"/>
-          </w:tcPr>
-          <w:p>
-            <w:pPr>
-              <w:pStyle w:val="TableContents"/>
-              <w:bidi w:val="0"/>
-              <w:spacing w:before="0" w:after="283"/>
-              <w:rPr/>
-            </w:pPr>
-            <w:r>
-              <w:rPr/>
-              <w:t>Produsele alese de client și plasarea comenzii (va fi implementată într-un laborator următor).</w:t>
+            <w:tcW w:w="2239" w:type="dxa"/>
+            <w:tcBorders/>
+            <w:vAlign w:val="center"/>
+          </w:tcPr>
+          <w:p>
+            <w:pPr>
+              <w:pStyle w:val="TableContents"/>
+              <w:bidi w:val="0"/>
+              <w:spacing w:before="0" w:after="283"/>
+              <w:rPr/>
+            </w:pPr>
+            <w:r>
+              <w:rPr/>
+              <w:t>Contact</w:t>
+            </w:r>
+          </w:p>
+        </w:tc>
+        <w:tc>
+          <w:tcPr>
+            <w:tcW w:w="1494" w:type="dxa"/>
+            <w:tcBorders/>
+            <w:vAlign w:val="center"/>
+          </w:tcPr>
+          <w:p>
+            <w:pPr>
+              <w:pStyle w:val="TableContents"/>
+              <w:bidi w:val="0"/>
+              <w:spacing w:before="0" w:after="283"/>
+              <w:rPr/>
+            </w:pPr>
+            <w:r>
+              <w:rPr/>
+              <w:t>/contact</w:t>
+            </w:r>
+          </w:p>
+        </w:tc>
+        <w:tc>
+          <w:tcPr>
+            <w:tcW w:w="7606" w:type="dxa"/>
+            <w:tcBorders/>
+            <w:vAlign w:val="center"/>
+          </w:tcPr>
+          <w:p>
+            <w:pPr>
+              <w:pStyle w:val="TableContents"/>
+              <w:bidi w:val="0"/>
+              <w:spacing w:before="0" w:after="283"/>
+              <w:rPr/>
+            </w:pPr>
+            <w:r>
+              <w:rPr/>
+              <w:t>Formular de contact, cu validare.</w:t>
             </w:r>
           </w:p>
         </w:tc>
@@ -499,7 +499,127 @@
         <w:trPr/>
         <w:tc>
           <w:tcPr>
-            <w:tcW w:w="2197" w:type="dxa"/>
+            <w:tcW w:w="2239" w:type="dxa"/>
+            <w:tcBorders/>
+            <w:vAlign w:val="center"/>
+          </w:tcPr>
+          <w:p>
+            <w:pPr>
+              <w:pStyle w:val="TableContents"/>
+              <w:bidi w:val="0"/>
+              <w:spacing w:before="0" w:after="283"/>
+              <w:rPr/>
+            </w:pPr>
+            <w:r>
+              <w:rPr/>
+              <w:t>Coș virtual</w:t>
+            </w:r>
+          </w:p>
+        </w:tc>
+        <w:tc>
+          <w:tcPr>
+            <w:tcW w:w="1494" w:type="dxa"/>
+            <w:tcBorders/>
+            <w:vAlign w:val="center"/>
+          </w:tcPr>
+          <w:p>
+            <w:pPr>
+              <w:pStyle w:val="TableContents"/>
+              <w:bidi w:val="0"/>
+              <w:spacing w:before="0" w:after="283"/>
+              <w:rPr/>
+            </w:pPr>
+            <w:r>
+              <w:rPr/>
+              <w:t>/cos_virtual</w:t>
+            </w:r>
+          </w:p>
+        </w:tc>
+        <w:tc>
+          <w:tcPr>
+            <w:tcW w:w="7606" w:type="dxa"/>
+            <w:tcBorders/>
+            <w:vAlign w:val="center"/>
+          </w:tcPr>
+          <w:p>
+            <w:pPr>
+              <w:pStyle w:val="TableContents"/>
+              <w:bidi w:val="0"/>
+              <w:spacing w:before="0" w:after="283"/>
+              <w:rPr/>
+            </w:pPr>
+            <w:r>
+              <w:rPr/>
+              <w:t>Produsele alese de client (modificare cantități, ștergere) și plasarea comenzii.</w:t>
+            </w:r>
+          </w:p>
+        </w:tc>
+      </w:tr>
+      <w:tr>
+        <w:trPr/>
+        <w:tc>
+          <w:tcPr>
+            <w:tcW w:w="2239" w:type="dxa"/>
+            <w:tcBorders/>
+            <w:vAlign w:val="center"/>
+          </w:tcPr>
+          <w:p>
+            <w:pPr>
+              <w:pStyle w:val="TableContents"/>
+              <w:bidi w:val="0"/>
+              <w:spacing w:before="0" w:after="283"/>
+              <w:rPr/>
+            </w:pPr>
+            <w:r>
+              <w:rPr/>
+              <w:t>Confirmarea comenzii</w:t>
+            </w:r>
+          </w:p>
+        </w:tc>
+        <w:tc>
+          <w:tcPr>
+            <w:tcW w:w="1494" w:type="dxa"/>
+            <w:tcBorders/>
+            <w:vAlign w:val="center"/>
+          </w:tcPr>
+          <w:p>
+            <w:pPr>
+              <w:pStyle w:val="TableContents"/>
+              <w:bidi w:val="0"/>
+              <w:spacing w:before="0" w:after="283"/>
+              <w:rPr/>
+            </w:pPr>
+            <w:r>
+              <w:rPr/>
+              <w:t>/comanda/[id]</w:t>
+            </w:r>
+          </w:p>
+        </w:tc>
+        <w:tc>
+          <w:tcPr>
+            <w:tcW w:w="7606" w:type="dxa"/>
+            <w:tcBorders/>
+            <w:vAlign w:val="center"/>
+          </w:tcPr>
+          <w:p>
+            <w:pPr>
+              <w:pStyle w:val="TableContents"/>
+              <w:bidi w:val="0"/>
+              <w:spacing w:before="0" w:after="283"/>
+              <w:rPr/>
+            </w:pPr>
+            <w:r>
+              <w:rPr/>
+              <w:t>Rezumatul comenzii plasate.</w:t>
+            </w:r>
+          </w:p>
+        </w:tc>
+      </w:tr>
+      <w:tr>
+        <w:trPr/>
+        <w:tc>
+          <w:tcPr>
+            <w:tcW w:w="2239" w:type="dxa"/>
             <w:tcBorders/>
             <w:vAlign w:val="center"/>
           </w:tcPr>
@@ -524,7 +644,7 @@
         </w:tc>
         <w:tc>
           <w:tcPr>
-            <w:tcW w:w="1347" w:type="dxa"/>
+            <w:tcW w:w="1494" w:type="dxa"/>
             <w:tcBorders/>
             <w:vAlign w:val="center"/>
           </w:tcPr>
@@ -543,7 +663,7 @@
         </w:tc>
         <w:tc>
           <w:tcPr>
-            <w:tcW w:w="7795" w:type="dxa"/>
+            <w:tcW w:w="7606" w:type="dxa"/>
             <w:tcBorders/>
             <w:vAlign w:val="center"/>
           </w:tcPr>
@@ -565,7 +685,7 @@
         <w:trPr/>
         <w:tc>
           <w:tcPr>
-            <w:tcW w:w="2197" w:type="dxa"/>
+            <w:tcW w:w="2239" w:type="dxa"/>
             <w:tcBorders/>
             <w:vAlign w:val="center"/>
           </w:tcPr>
@@ -590,7 +710,7 @@
         </w:tc>
         <w:tc>
           <w:tcPr>
-            <w:tcW w:w="1347" w:type="dxa"/>
+            <w:tcW w:w="1494" w:type="dxa"/>
             <w:tcBorders/>
             <w:vAlign w:val="center"/>
           </w:tcPr>
@@ -609,7 +729,7 @@
         </w:tc>
         <w:tc>
           <w:tcPr>
-            <w:tcW w:w="7795" w:type="dxa"/>
+            <w:tcW w:w="7606" w:type="dxa"/>
             <w:tcBorders/>
             <w:vAlign w:val="center"/>
           </w:tcPr>
@@ -631,7 +751,7 @@
         <w:trPr/>
         <w:tc>
           <w:tcPr>
-            <w:tcW w:w="2197" w:type="dxa"/>
+            <w:tcW w:w="2239" w:type="dxa"/>
             <w:tcBorders/>
             <w:vAlign w:val="center"/>
           </w:tcPr>
@@ -650,7 +770,7 @@
         </w:tc>
         <w:tc>
           <w:tcPr>
-            <w:tcW w:w="1347" w:type="dxa"/>
+            <w:tcW w:w="1494" w:type="dxa"/>
             <w:tcBorders/>
             <w:vAlign w:val="center"/>
           </w:tcPr>
@@ -669,7 +789,7 @@
         </w:tc>
         <w:tc>
           <w:tcPr>
-            <w:tcW w:w="7795" w:type="dxa"/>
+            <w:tcW w:w="7606" w:type="dxa"/>
             <w:tcBorders/>
             <w:vAlign w:val="center"/>
           </w:tcPr>
@@ -711,7 +831,7 @@
         <w:trPr/>
         <w:tc>
           <w:tcPr>
-            <w:tcW w:w="2197" w:type="dxa"/>
+            <w:tcW w:w="2239" w:type="dxa"/>
             <w:tcBorders/>
             <w:vAlign w:val="center"/>
           </w:tcPr>
@@ -730,7 +850,7 @@
         </w:tc>
         <w:tc>
           <w:tcPr>
-            <w:tcW w:w="1347" w:type="dxa"/>
+            <w:tcW w:w="1494" w:type="dxa"/>
             <w:tcBorders/>
             <w:vAlign w:val="center"/>
           </w:tcPr>
@@ -749,7 +869,7 @@
         </w:tc>
         <w:tc>
           <w:tcPr>
-            <w:tcW w:w="7795" w:type="dxa"/>
+            <w:tcW w:w="7606" w:type="dxa"/>
             <w:tcBorders/>
             <w:vAlign w:val="center"/>
           </w:tcPr>
@@ -821,7 +941,7 @@
         <w:trPr/>
         <w:tc>
           <w:tcPr>
-            <w:tcW w:w="2197" w:type="dxa"/>
+            <w:tcW w:w="2239" w:type="dxa"/>
             <w:tcBorders/>
             <w:vAlign w:val="center"/>
           </w:tcPr>
@@ -840,7 +960,7 @@
         </w:tc>
         <w:tc>
           <w:tcPr>
-            <w:tcW w:w="1347" w:type="dxa"/>
+            <w:tcW w:w="1494" w:type="dxa"/>
             <w:tcBorders/>
             <w:vAlign w:val="center"/>
           </w:tcPr>
@@ -859,7 +979,7 @@
         </w:tc>
         <w:tc>
           <w:tcPr>
-            <w:tcW w:w="7795" w:type="dxa"/>
+            <w:tcW w:w="7606" w:type="dxa"/>
             <w:tcBorders/>
             <w:vAlign w:val="center"/>
           </w:tcPr>
@@ -886,7 +1006,7 @@
       </w:pPr>
       <w:r>
         <w:rPr/>
-        <w:t>Paginile care nu sunt încă implementate afișează template-ul „In lucru”.</w:t>
+        <w:t>Template-ul „In lucru” (cerut în laboratorul 2) a fost folosit pentru paginile care nu erau încă implementate; acum toate paginile din meniu au conținut.</w:t>
       </w:r>
     </w:p>
     <w:p>
@@ -1481,7 +1601,18 @@
       </w:pPr>
       <w:r>
         <w:rPr/>
-        <w:t>3. Rularea proiectului</w:t>
+        <w:t>3. Comenzi</w:t>
+      </w:r>
+    </w:p>
+    <w:p>
+      <w:pPr>
+        <w:pStyle w:val="BodyText"/>
+        <w:bidi w:val="0"/>
+        <w:rPr/>
+      </w:pPr>
+      <w:r>
+        <w:rPr/>
+        <w:t>După laboratorul 3 am adăugat entitățile legate de client, necesare coșului virtual:</w:t>
       </w:r>
     </w:p>
     <w:p>
@@ -1502,6 +1633,92 @@
       </w:pPr>
       <w:r>
         <w:rPr>
+          <w:b/>
+        </w:rPr>
+        <w:t>Comanda</w:t>
+      </w:r>
+      <w:r>
+        <w:rPr/>
+        <w:t xml:space="preserve"> - nume client, e-mail, telefon, adresa de livrare, observații, stare (nouă, în livrare, livrată, anulată), data plasării. </w:t>
+      </w:r>
+    </w:p>
+    <w:p>
+      <w:pPr>
+        <w:pStyle w:val="BodyText"/>
+        <w:numPr>
+          <w:ilvl w:val="0"/>
+          <w:numId w:val="4"/>
+        </w:numPr>
+        <w:tabs>
+          <w:tab w:val="clear" w:pos="1134"/>
+          <w:tab w:val="left" w:pos="709" w:leader="none"/>
+        </w:tabs>
+        <w:bidi w:val="0"/>
+        <w:ind w:hanging="283" w:left="709"/>
+        <w:rPr/>
+      </w:pPr>
+      <w:r>
+        <w:rPr>
+          <w:b/>
+        </w:rPr>
+        <w:t>LinieComanda</w:t>
+      </w:r>
+      <w:r>
+        <w:rPr/>
+        <w:t xml:space="preserve"> - o floare dintr-o comandă: cantitate și prețul unitar de la momentul comenzii (prețul florii se poate schimba ulterior, dar comanda trebuie să păstreze prețul plătit). </w:t>
+      </w:r>
+    </w:p>
+    <w:p>
+      <w:pPr>
+        <w:pStyle w:val="BodyText"/>
+        <w:bidi w:val="0"/>
+        <w:rPr/>
+      </w:pPr>
+      <w:r>
+        <w:rPr/>
+        <w:t>Relații: o comandă are mai multe linii (one-to-many); o floare poate apărea în mai multe linii de comandă (one-to-many). Practic, Comanda și Floare sunt în relație many-to-many, iar LinieComanda este tabelul asociativ cu atribute proprii.</w:t>
+      </w:r>
+    </w:p>
+    <w:p>
+      <w:pPr>
+        <w:pStyle w:val="BodyText"/>
+        <w:bidi w:val="0"/>
+        <w:rPr/>
+      </w:pPr>
+      <w:r>
+        <w:rPr/>
+        <w:t>Coșul este ținut în sesiune până la plasarea comenzii. Comanda se salvează într-o tranzacție: dacă un produs nu mai are stoc suficient, nu se salvează nimic, iar stocul scade doar pentru comenzile reușite.</w:t>
+      </w:r>
+    </w:p>
+    <w:p>
+      <w:pPr>
+        <w:pStyle w:val="Heading2"/>
+        <w:bidi w:val="0"/>
+        <w:rPr/>
+      </w:pPr>
+      <w:r>
+        <w:rPr/>
+        <w:t>4. Rularea proiectului</w:t>
+      </w:r>
+    </w:p>
+    <w:p>
+      <w:pPr>
+        <w:pStyle w:val="BodyText"/>
+        <w:numPr>
+          <w:ilvl w:val="0"/>
+          <w:numId w:val="5"/>
+        </w:numPr>
+        <w:tabs>
+          <w:tab w:val="clear" w:pos="1134"/>
+          <w:tab w:val="left" w:pos="709" w:leader="none"/>
+        </w:tabs>
+        <w:bidi w:val="0"/>
+        <w:spacing w:before="0" w:after="0"/>
+        <w:ind w:hanging="283" w:left="709"/>
+        <w:rPr/>
+      </w:pPr>
+      <w:r>
+        <w:rPr>
           <w:rStyle w:val="SourceText"/>
         </w:rPr>
         <w:t>python -m venv .venv</w:t>
@@ -1526,7 +1743,7 @@
         <w:pStyle w:val="BodyText"/>
         <w:numPr>
           <w:ilvl w:val="0"/>
-          <w:numId w:val="4"/>
+          <w:numId w:val="5"/>
         </w:numPr>
         <w:tabs>
           <w:tab w:val="clear" w:pos="1134"/>
@@ -1553,7 +1770,7 @@
         <w:pStyle w:val="BodyText"/>
         <w:numPr>
           <w:ilvl w:val="0"/>
-          <w:numId w:val="4"/>
+          <w:numId w:val="5"/>
         </w:numPr>
         <w:tabs>
           <w:tab w:val="clear" w:pos="1134"/>
@@ -1580,7 +1797,7 @@
         <w:pStyle w:val="BodyText"/>
         <w:numPr>
           <w:ilvl w:val="0"/>
-          <w:numId w:val="4"/>
+          <w:numId w:val="5"/>
         </w:numPr>
         <w:tabs>
           <w:tab w:val="clear" w:pos="1134"/>
@@ -1607,7 +1824,7 @@
         <w:pStyle w:val="BodyText"/>
         <w:numPr>
           <w:ilvl w:val="0"/>
-          <w:numId w:val="4"/>
+          <w:numId w:val="5"/>
         </w:numPr>
         <w:tabs>
           <w:tab w:val="clear" w:pos="1134"/>
@@ -1634,7 +1851,7 @@
         <w:pStyle w:val="BodyText"/>
         <w:numPr>
           <w:ilvl w:val="0"/>
-          <w:numId w:val="4"/>
+          <w:numId w:val="5"/>
         </w:numPr>
         <w:tabs>
           <w:tab w:val="clear" w:pos="1134"/>
@@ -1663,7 +1880,7 @@
       </w:pPr>
       <w:r>
         <w:rPr/>
-        <w:t>4. Bibliografie</w:t>
+        <w:t>5. Bibliografie</w:t>
       </w:r>
     </w:p>
     <w:p>
@@ -1671,7 +1888,7 @@
         <w:pStyle w:val="BodyText"/>
         <w:numPr>
           <w:ilvl w:val="0"/>
-          <w:numId w:val="5"/>
+          <w:numId w:val="6"/>
         </w:numPr>
         <w:tabs>
           <w:tab w:val="clear" w:pos="1134"/>
@@ -1692,7 +1909,7 @@
         <w:pStyle w:val="BodyText"/>
         <w:numPr>
           <w:ilvl w:val="0"/>
-          <w:numId w:val="5"/>
+          <w:numId w:val="6"/>
         </w:numPr>
         <w:tabs>
           <w:tab w:val="clear" w:pos="1134"/>
@@ -1713,7 +1930,7 @@
         <w:pStyle w:val="BodyText"/>
         <w:numPr>
           <w:ilvl w:val="0"/>
-          <w:numId w:val="5"/>
+          <w:numId w:val="6"/>
         </w:numPr>
         <w:tabs>
           <w:tab w:val="clear" w:pos="1134"/>
@@ -1734,7 +1951,7 @@
         <w:pStyle w:val="BodyText"/>
         <w:numPr>
           <w:ilvl w:val="0"/>
-          <w:numId w:val="5"/>
+          <w:numId w:val="6"/>
         </w:numPr>
         <w:tabs>
           <w:tab w:val="clear" w:pos="1134"/>
@@ -2179,8 +2396,8 @@
   <w:abstractNum w:abstractNumId="4">
     <w:lvl w:ilvl="0">
       <w:start w:val="1"/>
-      <w:numFmt w:val="decimal"/>
-      <w:lvlText w:val="%1."/>
+      <w:numFmt w:val="bullet"/>
+      <w:lvlText w:val=""/>
       <w:lvlJc w:val="left"/>
       <w:pPr>
         <w:tabs>
@@ -2188,12 +2405,14 @@
         </w:tabs>
         <w:ind w:left="709" w:hanging="283"/>
       </w:pPr>
-      <w:rPr/>
+      <w:rPr>
+        <w:rFonts w:ascii="Symbol" w:hAnsi="Symbol" w:cs="Symbol" w:hint="default"/>
+      </w:rPr>
     </w:lvl>
     <w:lvl w:ilvl="1">
       <w:start w:val="1"/>
-      <w:numFmt w:val="decimal"/>
-      <w:lvlText w:val="%2."/>
+      <w:numFmt w:val="bullet"/>
+      <w:lvlText w:val=""/>
       <w:lvlJc w:val="left"/>
       <w:pPr>
         <w:tabs>
@@ -2201,12 +2420,14 @@
         </w:tabs>
         <w:ind w:left="1418" w:hanging="283"/>
       </w:pPr>
-      <w:rPr/>
+      <w:rPr>
+        <w:rFonts w:ascii="Symbol" w:hAnsi="Symbol" w:cs="Symbol" w:hint="default"/>
+      </w:rPr>
     </w:lvl>
     <w:lvl w:ilvl="2">
       <w:start w:val="1"/>
-      <w:numFmt w:val="decimal"/>
-      <w:lvlText w:val="%3."/>
+      <w:numFmt w:val="bullet"/>
+      <w:lvlText w:val=""/>
       <w:lvlJc w:val="left"/>
       <w:pPr>
         <w:tabs>
@@ -2214,12 +2435,14 @@
         </w:tabs>
         <w:ind w:left="2127" w:hanging="283"/>
       </w:pPr>
-      <w:rPr/>
+      <w:rPr>
+        <w:rFonts w:ascii="Symbol" w:hAnsi="Symbol" w:cs="Symbol" w:hint="default"/>
+      </w:rPr>
     </w:lvl>
     <w:lvl w:ilvl="3">
       <w:start w:val="1"/>
-      <w:numFmt w:val="decimal"/>
-      <w:lvlText w:val="%4."/>
+      <w:numFmt w:val="bullet"/>
+      <w:lvlText w:val=""/>
       <w:lvlJc w:val="left"/>
       <w:pPr>
         <w:tabs>
@@ -2227,12 +2450,14 @@
         </w:tabs>
         <w:ind w:left="2836" w:hanging="283"/>
       </w:pPr>
-      <w:rPr/>
+      <w:rPr>
+        <w:rFonts w:ascii="Symbol" w:hAnsi="Symbol" w:cs="Symbol" w:hint="default"/>
+      </w:rPr>
     </w:lvl>
     <w:lvl w:ilvl="4">
       <w:start w:val="1"/>
-      <w:numFmt w:val="decimal"/>
-      <w:lvlText w:val="%5."/>
+      <w:numFmt w:val="bullet"/>
+      <w:lvlText w:val=""/>
       <w:lvlJc w:val="left"/>
       <w:pPr>
         <w:tabs>
@@ -2240,12 +2465,14 @@
         </w:tabs>
         <w:ind w:left="3545" w:hanging="283"/>
       </w:pPr>
-      <w:rPr/>
+      <w:rPr>
+        <w:rFonts w:ascii="Symbol" w:hAnsi="Symbol" w:cs="Symbol" w:hint="default"/>
+      </w:rPr>
     </w:lvl>
     <w:lvl w:ilvl="5">
       <w:start w:val="1"/>
-      <w:numFmt w:val="decimal"/>
-      <w:lvlText w:val="%6."/>
+      <w:numFmt w:val="bullet"/>
+      <w:lvlText w:val=""/>
       <w:lvlJc w:val="left"/>
       <w:pPr>
         <w:tabs>
@@ -2253,12 +2480,14 @@
         </w:tabs>
         <w:ind w:left="4254" w:hanging="283"/>
       </w:pPr>
-      <w:rPr/>
+      <w:rPr>
+        <w:rFonts w:ascii="Symbol" w:hAnsi="Symbol" w:cs="Symbol" w:hint="default"/>
+      </w:rPr>
     </w:lvl>
     <w:lvl w:ilvl="6">
       <w:start w:val="1"/>
-      <w:numFmt w:val="decimal"/>
-      <w:lvlText w:val="%7."/>
+      <w:numFmt w:val="bullet"/>
+      <w:lvlText w:val=""/>
       <w:lvlJc w:val="left"/>
       <w:pPr>
         <w:tabs>
@@ -2266,12 +2495,14 @@
         </w:tabs>
         <w:ind w:left="4963" w:hanging="283"/>
       </w:pPr>
-      <w:rPr/>
+      <w:rPr>
+        <w:rFonts w:ascii="Symbol" w:hAnsi="Symbol" w:cs="Symbol" w:hint="default"/>
+      </w:rPr>
     </w:lvl>
     <w:lvl w:ilvl="7">
       <w:start w:val="1"/>
-      <w:numFmt w:val="decimal"/>
-      <w:lvlText w:val="%8."/>
+      <w:numFmt w:val="bullet"/>
+      <w:lvlText w:val=""/>
       <w:lvlJc w:val="left"/>
       <w:pPr>
         <w:tabs>
@@ -2279,12 +2510,14 @@
         </w:tabs>
         <w:ind w:left="5672" w:hanging="283"/>
       </w:pPr>
-      <w:rPr/>
+      <w:rPr>
+        <w:rFonts w:ascii="Symbol" w:hAnsi="Symbol" w:cs="Symbol" w:hint="default"/>
+      </w:rPr>
     </w:lvl>
     <w:lvl w:ilvl="8">
       <w:start w:val="1"/>
-      <w:numFmt w:val="decimal"/>
-      <w:lvlText w:val="%9."/>
+      <w:numFmt w:val="bullet"/>
+      <w:lvlText w:val=""/>
       <w:lvlJc w:val="left"/>
       <w:pPr>
         <w:tabs>
@@ -2292,14 +2525,16 @@
         </w:tabs>
         <w:ind w:left="6381" w:hanging="283"/>
       </w:pPr>
-      <w:rPr/>
+      <w:rPr>
+        <w:rFonts w:ascii="Symbol" w:hAnsi="Symbol" w:cs="Symbol" w:hint="default"/>
+      </w:rPr>
     </w:lvl>
   </w:abstractNum>
   <w:abstractNum w:abstractNumId="5">
     <w:lvl w:ilvl="0">
       <w:start w:val="1"/>
-      <w:numFmt w:val="bullet"/>
-      <w:lvlText w:val=""/>
+      <w:numFmt w:val="decimal"/>
+      <w:lvlText w:val="%1."/>
       <w:lvlJc w:val="left"/>
       <w:pPr>
         <w:tabs>
@@ -2307,14 +2542,12 @@
         </w:tabs>
         <w:ind w:left="709" w:hanging="283"/>
       </w:pPr>
-      <w:rPr>
-        <w:rFonts w:ascii="Symbol" w:hAnsi="Symbol" w:cs="Symbol" w:hint="default"/>
-      </w:rPr>
+      <w:rPr/>
     </w:lvl>
     <w:lvl w:ilvl="1">
       <w:start w:val="1"/>
-      <w:numFmt w:val="bullet"/>
-      <w:lvlText w:val=""/>
+      <w:numFmt w:val="decimal"/>
+      <w:lvlText w:val="%2."/>
       <w:lvlJc w:val="left"/>
       <w:pPr>
         <w:tabs>
@@ -2322,14 +2555,12 @@
         </w:tabs>
         <w:ind w:left="1418" w:hanging="283"/>
       </w:pPr>
-      <w:rPr>
-        <w:rFonts w:ascii="Symbol" w:hAnsi="Symbol" w:cs="Symbol" w:hint="default"/>
-      </w:rPr>
+      <w:rPr/>
     </w:lvl>
     <w:lvl w:ilvl="2">
       <w:start w:val="1"/>
-      <w:numFmt w:val="bullet"/>
-      <w:lvlText w:val=""/>
+      <w:numFmt w:val="decimal"/>
+      <w:lvlText w:val="%3."/>
       <w:lvlJc w:val="left"/>
       <w:pPr>
         <w:tabs>
@@ -2337,14 +2568,12 @@
         </w:tabs>
         <w:ind w:left="2127" w:hanging="283"/>
       </w:pPr>
-      <w:rPr>
-        <w:rFonts w:ascii="Symbol" w:hAnsi="Symbol" w:cs="Symbol" w:hint="default"/>
-      </w:rPr>
+      <w:rPr/>
     </w:lvl>
     <w:lvl w:ilvl="3">
       <w:start w:val="1"/>
-      <w:numFmt w:val="bullet"/>
-      <w:lvlText w:val=""/>
+      <w:numFmt w:val="decimal"/>
+      <w:lvlText w:val="%4."/>
       <w:lvlJc w:val="left"/>
       <w:pPr>
         <w:tabs>
@@ -2352,14 +2581,12 @@
         </w:tabs>
         <w:ind w:left="2836" w:hanging="283"/>
       </w:pPr>
-      <w:rPr>
-        <w:rFonts w:ascii="Symbol" w:hAnsi="Symbol" w:cs="Symbol" w:hint="default"/>
-      </w:rPr>
+      <w:rPr/>
     </w:lvl>
     <w:lvl w:ilvl="4">
       <w:start w:val="1"/>
-      <w:numFmt w:val="bullet"/>
-      <w:lvlText w:val=""/>
+      <w:numFmt w:val="decimal"/>
+      <w:lvlText w:val="%5."/>
       <w:lvlJc w:val="left"/>
       <w:pPr>
         <w:tabs>
@@ -2367,14 +2594,12 @@
         </w:tabs>
         <w:ind w:left="3545" w:hanging="283"/>
       </w:pPr>
-      <w:rPr>
-        <w:rFonts w:ascii="Symbol" w:hAnsi="Symbol" w:cs="Symbol" w:hint="default"/>
-      </w:rPr>
+      <w:rPr/>
     </w:lvl>
     <w:lvl w:ilvl="5">
       <w:start w:val="1"/>
-      <w:numFmt w:val="bullet"/>
-      <w:lvlText w:val=""/>
+      <w:numFmt w:val="decimal"/>
+      <w:lvlText w:val="%6."/>
       <w:lvlJc w:val="left"/>
       <w:pPr>
         <w:tabs>
@@ -2382,14 +2607,12 @@
         </w:tabs>
         <w:ind w:left="4254" w:hanging="283"/>
       </w:pPr>
-      <w:rPr>
-        <w:rFonts w:ascii="Symbol" w:hAnsi="Symbol" w:cs="Symbol" w:hint="default"/>
-      </w:rPr>
+      <w:rPr/>
     </w:lvl>
     <w:lvl w:ilvl="6">
       <w:start w:val="1"/>
-      <w:numFmt w:val="bullet"/>
-      <w:lvlText w:val=""/>
+      <w:numFmt w:val="decimal"/>
+      <w:lvlText w:val="%7."/>
       <w:lvlJc w:val="left"/>
       <w:pPr>
         <w:tabs>
@@ -2397,14 +2620,12 @@
         </w:tabs>
         <w:ind w:left="4963" w:hanging="283"/>
       </w:pPr>
-      <w:rPr>
-        <w:rFonts w:ascii="Symbol" w:hAnsi="Symbol" w:cs="Symbol" w:hint="default"/>
-      </w:rPr>
+      <w:rPr/>
     </w:lvl>
     <w:lvl w:ilvl="7">
       <w:start w:val="1"/>
-      <w:numFmt w:val="bullet"/>
-      <w:lvlText w:val=""/>
+      <w:numFmt w:val="decimal"/>
+      <w:lvlText w:val="%8."/>
       <w:lvlJc w:val="left"/>
       <w:pPr>
         <w:tabs>
@@ -2412,14 +2633,12 @@
         </w:tabs>
         <w:ind w:left="5672" w:hanging="283"/>
       </w:pPr>
-      <w:rPr>
-        <w:rFonts w:ascii="Symbol" w:hAnsi="Symbol" w:cs="Symbol" w:hint="default"/>
-      </w:rPr>
+      <w:rPr/>
     </w:lvl>
     <w:lvl w:ilvl="8">
       <w:start w:val="1"/>
-      <w:numFmt w:val="bullet"/>
-      <w:lvlText w:val=""/>
+      <w:numFmt w:val="decimal"/>
+      <w:lvlText w:val="%9."/>
       <w:lvlJc w:val="left"/>
       <w:pPr>
         <w:tabs>
@@ -2427,12 +2646,147 @@
         </w:tabs>
         <w:ind w:left="6381" w:hanging="283"/>
       </w:pPr>
-      <w:rPr>
-        <w:rFonts w:ascii="Symbol" w:hAnsi="Symbol" w:cs="Symbol" w:hint="default"/>
-      </w:rPr>
+      <w:rPr/>
     </w:lvl>
   </w:abstractNum>
   <w:abstractNum w:abstractNumId="6">
+    <w:lvl w:ilvl="0">
+      <w:start w:val="1"/>
+      <w:numFmt w:val="bullet"/>
+      <w:lvlText w:val=""/>
+      <w:lvlJc w:val="left"/>
+      <w:pPr>
+        <w:tabs>
+          <w:tab w:val="num" w:pos="709"/>
+        </w:tabs>
+        <w:ind w:left="709" w:hanging="283"/>
+      </w:pPr>
+      <w:rPr>
+        <w:rFonts w:ascii="Symbol" w:hAnsi="Symbol" w:cs="Symbol" w:hint="default"/>
+      </w:rPr>
+    </w:lvl>
+    <w:lvl w:ilvl="1">
+      <w:start w:val="1"/>
+      <w:numFmt w:val="bullet"/>
+      <w:lvlText w:val=""/>
+      <w:lvlJc w:val="left"/>
+      <w:pPr>
+        <w:tabs>
+          <w:tab w:val="num" w:pos="1418"/>
+        </w:tabs>
+        <w:ind w:left="1418" w:hanging="283"/>
+      </w:pPr>
+      <w:rPr>
+        <w:rFonts w:ascii="Symbol" w:hAnsi="Symbol" w:cs="Symbol" w:hint="default"/>
+      </w:rPr>
+    </w:lvl>
+    <w:lvl w:ilvl="2">
+      <w:start w:val="1"/>
+      <w:numFmt w:val="bullet"/>
+      <w:lvlText w:val=""/>
+      <w:lvlJc w:val="left"/>
+      <w:pPr>
+        <w:tabs>
+          <w:tab w:val="num" w:pos="2127"/>
+        </w:tabs>
+        <w:ind w:left="2127" w:hanging="283"/>
+      </w:pPr>
+      <w:rPr>
+        <w:rFonts w:ascii="Symbol" w:hAnsi="Symbol" w:cs="Symbol" w:hint="default"/>
+      </w:rPr>
+    </w:lvl>
+    <w:lvl w:ilvl="3">
+      <w:start w:val="1"/>
+      <w:numFmt w:val="bullet"/>
+      <w:lvlText w:val=""/>
+      <w:lvlJc w:val="left"/>
+      <w:pPr>
+        <w:tabs>
+          <w:tab w:val="num" w:pos="2836"/>
+        </w:tabs>
+        <w:ind w:left="2836" w:hanging="283"/>
+      </w:pPr>
+      <w:rPr>
+        <w:rFonts w:ascii="Symbol" w:hAnsi="Symbol" w:cs="Symbol" w:hint="default"/>
+      </w:rPr>
+    </w:lvl>
+    <w:lvl w:ilvl="4">
+      <w:start w:val="1"/>
+      <w:numFmt w:val="bullet"/>
+      <w:lvlText w:val=""/>
+      <w:lvlJc w:val="left"/>
+      <w:pPr>
+        <w:tabs>
+          <w:tab w:val="num" w:pos="3545"/>
+        </w:tabs>
+        <w:ind w:left="3545" w:hanging="283"/>
+      </w:pPr>
+      <w:rPr>
+        <w:rFonts w:ascii="Symbol" w:hAnsi="Symbol" w:cs="Symbol" w:hint="default"/>
+      </w:rPr>
+    </w:lvl>
+    <w:lvl w:ilvl="5">
+      <w:start w:val="1"/>
+      <w:numFmt w:val="bullet"/>
+      <w:lvlText w:val=""/>
+      <w:lvlJc w:val="left"/>
+      <w:pPr>
+        <w:tabs>
+          <w:tab w:val="num" w:pos="4254"/>
+        </w:tabs>
+        <w:ind w:left="4254" w:hanging="283"/>
+      </w:pPr>
+      <w:rPr>
+        <w:rFonts w:ascii="Symbol" w:hAnsi="Symbol" w:cs="Symbol" w:hint="default"/>
+      </w:rPr>
+    </w:lvl>
+    <w:lvl w:ilvl="6">
+      <w:start w:val="1"/>
+      <w:numFmt w:val="bullet"/>
+      <w:lvlText w:val=""/>
+      <w:lvlJc w:val="left"/>
+      <w:pPr>
+        <w:tabs>
+          <w:tab w:val="num" w:pos="4963"/>
+        </w:tabs>
+        <w:ind w:left="4963" w:hanging="283"/>
+      </w:pPr>
+      <w:rPr>
+        <w:rFonts w:ascii="Symbol" w:hAnsi="Symbol" w:cs="Symbol" w:hint="default"/>
+      </w:rPr>
+    </w:lvl>
+    <w:lvl w:ilvl="7">
+      <w:start w:val="1"/>
+      <w:numFmt w:val="bullet"/>
+      <w:lvlText w:val=""/>
+      <w:lvlJc w:val="left"/>
+      <w:pPr>
+        <w:tabs>
+          <w:tab w:val="num" w:pos="5672"/>
+        </w:tabs>
+        <w:ind w:left="5672" w:hanging="283"/>
+      </w:pPr>
+      <w:rPr>
+        <w:rFonts w:ascii="Symbol" w:hAnsi="Symbol" w:cs="Symbol" w:hint="default"/>
+      </w:rPr>
+    </w:lvl>
+    <w:lvl w:ilvl="8">
+      <w:start w:val="1"/>
+      <w:numFmt w:val="bullet"/>
+      <w:lvlText w:val=""/>
+      <w:lvlJc w:val="left"/>
+      <w:pPr>
+        <w:tabs>
+          <w:tab w:val="num" w:pos="6381"/>
+        </w:tabs>
+        <w:ind w:left="6381" w:hanging="283"/>
+      </w:pPr>
+      <w:rPr>
+        <w:rFonts w:ascii="Symbol" w:hAnsi="Symbol" w:cs="Symbol" w:hint="default"/>
+      </w:rPr>
+    </w:lvl>
+  </w:abstractNum>
+  <w:abstractNum w:abstractNumId="7">
     <w:lvl w:ilvl="0">
       <w:start w:val="1"/>
       <w:numFmt w:val="none"/>
@@ -2570,6 +2924,9 @@
   </w:num>
   <w:num w:numId="6">
     <w:abstractNumId w:val="6"/>
+  </w:num>
+  <w:num w:numId="7">
+    <w:abstractNumId w:val="7"/>
   </w:num>
 </w:numbering>
 </file>

--- a/docs/documentatie.docx
+++ b/docs/documentatie.docx
@@ -1836,10 +1836,34 @@
         <w:rPr/>
       </w:pPr>
       <w:r>
+        <w:rPr/>
+        <w:t xml:space="preserve">contul de administrare </w:t>
+      </w:r>
+      <w:r>
         <w:rPr>
           <w:rStyle w:val="SourceText"/>
         </w:rPr>
-        <w:t>.venv/bin/python manage.py createsuperuser</w:t>
+        <w:t>admin</w:t>
+      </w:r>
+      <w:r>
+        <w:rPr/>
+        <w:t xml:space="preserve"> (parola </w:t>
+      </w:r>
+      <w:r>
+        <w:rPr>
+          <w:rStyle w:val="SourceText"/>
+        </w:rPr>
+        <w:t>password</w:t>
+      </w:r>
+      <w:r>
+        <w:rPr/>
+        <w:t xml:space="preserve">) se creează automat la </w:t>
+      </w:r>
+      <w:r>
+        <w:rPr>
+          <w:rStyle w:val="SourceText"/>
+        </w:rPr>
+        <w:t>migrate</w:t>
       </w:r>
       <w:r>
         <w:rPr/>

--- a/docs/documentatie.docx
+++ b/docs/documentatie.docx
@@ -1982,13 +1982,358 @@
           <w:tab w:val="left" w:pos="709" w:leader="none"/>
         </w:tabs>
         <w:bidi w:val="0"/>
+        <w:spacing w:before="0" w:after="0"/>
+        <w:ind w:hanging="283" w:left="709"/>
+        <w:rPr/>
+      </w:pPr>
+      <w:r>
+        <w:rPr/>
+        <w:t xml:space="preserve">Imaginile din paginile site-ului (fundal, buchet, magazin) sunt desene proprii (SVG). </w:t>
+      </w:r>
+    </w:p>
+    <w:p>
+      <w:pPr>
+        <w:pStyle w:val="BodyText"/>
+        <w:numPr>
+          <w:ilvl w:val="0"/>
+          <w:numId w:val="6"/>
+        </w:numPr>
+        <w:tabs>
+          <w:tab w:val="clear" w:pos="1134"/>
+          <w:tab w:val="left" w:pos="709" w:leader="none"/>
+        </w:tabs>
+        <w:bidi w:val="0"/>
+        <w:spacing w:before="0" w:after="0"/>
+        <w:ind w:hanging="283" w:left="709"/>
+        <w:rPr/>
+      </w:pPr>
+      <w:r>
+        <w:rPr/>
+        <w:t xml:space="preserve">Fotografiile produselor sunt de pe Wikimedia Commons, cu licențe libere: </w:t>
+      </w:r>
+    </w:p>
+    <w:p>
+      <w:pPr>
+        <w:pStyle w:val="BodyText"/>
+        <w:numPr>
+          <w:ilvl w:val="1"/>
+          <w:numId w:val="6"/>
+        </w:numPr>
+        <w:tabs>
+          <w:tab w:val="clear" w:pos="1134"/>
+          <w:tab w:val="left" w:pos="1418" w:leader="none"/>
+        </w:tabs>
+        <w:bidi w:val="0"/>
+        <w:spacing w:before="0" w:after="0"/>
+        <w:ind w:hanging="283" w:left="1418"/>
+        <w:rPr/>
+      </w:pPr>
+      <w:r>
+        <w:rPr>
+          <w:rStyle w:val="SourceText"/>
+        </w:rPr>
+        <w:t>trandafiri-rosii.jpg</w:t>
+      </w:r>
+      <w:r>
+        <w:rPr/>
+        <w:t xml:space="preserve">: Montanabw, „Red roses from bouquet 2.jpg”, Wikimedia Commons, CC BY-SA 4.0 (https://commons.wikimedia.org/wiki/File:Red_roses_from_bouquet_2.jpg) </w:t>
+      </w:r>
+    </w:p>
+    <w:p>
+      <w:pPr>
+        <w:pStyle w:val="BodyText"/>
+        <w:numPr>
+          <w:ilvl w:val="1"/>
+          <w:numId w:val="6"/>
+        </w:numPr>
+        <w:tabs>
+          <w:tab w:val="clear" w:pos="1134"/>
+          <w:tab w:val="left" w:pos="1418" w:leader="none"/>
+        </w:tabs>
+        <w:bidi w:val="0"/>
+        <w:spacing w:before="0" w:after="0"/>
+        <w:ind w:hanging="283" w:left="1418"/>
+        <w:rPr/>
+      </w:pPr>
+      <w:r>
+        <w:rPr>
+          <w:rStyle w:val="SourceText"/>
+        </w:rPr>
+        <w:t>trandafiri-albi.jpg</w:t>
+      </w:r>
+      <w:r>
+        <w:rPr/>
+        <w:t xml:space="preserve">: Ruth Hartnup from Vancouver, Canada, „Bouquet of white roses (2486808368).jpg”, Wikimedia Commons, CC BY 2.0 (https://commons.wikimedia.org/wiki/File:Bouquet_of_white_roses_(2486808368).jpg) </w:t>
+      </w:r>
+    </w:p>
+    <w:p>
+      <w:pPr>
+        <w:pStyle w:val="BodyText"/>
+        <w:numPr>
+          <w:ilvl w:val="1"/>
+          <w:numId w:val="6"/>
+        </w:numPr>
+        <w:tabs>
+          <w:tab w:val="clear" w:pos="1134"/>
+          <w:tab w:val="left" w:pos="1418" w:leader="none"/>
+        </w:tabs>
+        <w:bidi w:val="0"/>
+        <w:spacing w:before="0" w:after="0"/>
+        <w:ind w:hanging="283" w:left="1418"/>
+        <w:rPr/>
+      </w:pPr>
+      <w:r>
+        <w:rPr>
+          <w:rStyle w:val="SourceText"/>
+        </w:rPr>
+        <w:t>trandafir-roz-la-fir.jpg</w:t>
+      </w:r>
+      <w:r>
+        <w:rPr/>
+        <w:t xml:space="preserve">: Сарапулов, „Троянда сорту Pink Intuition 02.jpg”, Wikimedia Commons, CC BY 4.0 (https://commons.wikimedia.org/wiki/File:%D0%A2%D1%80%D0%BE%D1%8F%D0%BD%D0%B4%D0%B0_%D1%81%D0%BE%D1%80%D1%82%D1%83_Pink_Intuition_02.jpg) </w:t>
+      </w:r>
+    </w:p>
+    <w:p>
+      <w:pPr>
+        <w:pStyle w:val="BodyText"/>
+        <w:numPr>
+          <w:ilvl w:val="1"/>
+          <w:numId w:val="6"/>
+        </w:numPr>
+        <w:tabs>
+          <w:tab w:val="clear" w:pos="1134"/>
+          <w:tab w:val="left" w:pos="1418" w:leader="none"/>
+        </w:tabs>
+        <w:bidi w:val="0"/>
+        <w:spacing w:before="0" w:after="0"/>
+        <w:ind w:hanging="283" w:left="1418"/>
+        <w:rPr/>
+      </w:pPr>
+      <w:r>
+        <w:rPr>
+          <w:rStyle w:val="SourceText"/>
+        </w:rPr>
+        <w:t>lalele-mixte.jpg</w:t>
+      </w:r>
+      <w:r>
+        <w:rPr/>
+        <w:t xml:space="preserve">: Gábor Juhász juhg, „Tulip-bouquet-vienna (Unsplash).jpg”, Wikimedia Commons, CC0 (https://commons.wikimedia.org/wiki/File:Tulip-bouquet-vienna_(Unsplash).jpg) </w:t>
+      </w:r>
+    </w:p>
+    <w:p>
+      <w:pPr>
+        <w:pStyle w:val="BodyText"/>
+        <w:numPr>
+          <w:ilvl w:val="1"/>
+          <w:numId w:val="6"/>
+        </w:numPr>
+        <w:tabs>
+          <w:tab w:val="clear" w:pos="1134"/>
+          <w:tab w:val="left" w:pos="1418" w:leader="none"/>
+        </w:tabs>
+        <w:bidi w:val="0"/>
+        <w:spacing w:before="0" w:after="0"/>
+        <w:ind w:hanging="283" w:left="1418"/>
+        <w:rPr/>
+      </w:pPr>
+      <w:r>
+        <w:rPr>
+          <w:rStyle w:val="SourceText"/>
+        </w:rPr>
+        <w:t>lalele-albe.jpg</w:t>
+      </w:r>
+      <w:r>
+        <w:rPr/>
+        <w:t xml:space="preserve">: George E. Koronaios, „White tulips on a black table.jpg”, Wikimedia Commons, CC BY-SA 4.0 (https://commons.wikimedia.org/wiki/File:White_tulips_on_a_black_table.jpg) </w:t>
+      </w:r>
+    </w:p>
+    <w:p>
+      <w:pPr>
+        <w:pStyle w:val="BodyText"/>
+        <w:numPr>
+          <w:ilvl w:val="1"/>
+          <w:numId w:val="6"/>
+        </w:numPr>
+        <w:tabs>
+          <w:tab w:val="clear" w:pos="1134"/>
+          <w:tab w:val="left" w:pos="1418" w:leader="none"/>
+        </w:tabs>
+        <w:bidi w:val="0"/>
+        <w:spacing w:before="0" w:after="0"/>
+        <w:ind w:hanging="283" w:left="1418"/>
+        <w:rPr/>
+      </w:pPr>
+      <w:r>
+        <w:rPr>
+          <w:rStyle w:val="SourceText"/>
+        </w:rPr>
+        <w:t>orhidee-phalaenopsis.jpg</w:t>
+      </w:r>
+      <w:r>
+        <w:rPr/>
+        <w:t xml:space="preserve">: Timm Schoof, „Pot Orchid (124213019).jpeg”, Wikimedia Commons, CC BY-SA 3.0 (https://commons.wikimedia.org/wiki/File:Pot_Orchid_(124213019).jpeg) </w:t>
+      </w:r>
+    </w:p>
+    <w:p>
+      <w:pPr>
+        <w:pStyle w:val="BodyText"/>
+        <w:numPr>
+          <w:ilvl w:val="1"/>
+          <w:numId w:val="6"/>
+        </w:numPr>
+        <w:tabs>
+          <w:tab w:val="clear" w:pos="1134"/>
+          <w:tab w:val="left" w:pos="1418" w:leader="none"/>
+        </w:tabs>
+        <w:bidi w:val="0"/>
+        <w:spacing w:before="0" w:after="0"/>
+        <w:ind w:hanging="283" w:left="1418"/>
+        <w:rPr/>
+      </w:pPr>
+      <w:r>
+        <w:rPr>
+          <w:rStyle w:val="SourceText"/>
+        </w:rPr>
+        <w:t>ficus-benjamina.jpg</w:t>
+      </w:r>
+      <w:r>
+        <w:rPr/>
+        <w:t xml:space="preserve">: ToprakM, „Ficus benjamina at University of Kyrenia.jpg”, Wikimedia Commons, CC BY 4.0 (https://commons.wikimedia.org/wiki/File:Ficus_benjamina_at_University_of_Kyrenia.jpg) </w:t>
+      </w:r>
+    </w:p>
+    <w:p>
+      <w:pPr>
+        <w:pStyle w:val="BodyText"/>
+        <w:numPr>
+          <w:ilvl w:val="1"/>
+          <w:numId w:val="6"/>
+        </w:numPr>
+        <w:tabs>
+          <w:tab w:val="clear" w:pos="1134"/>
+          <w:tab w:val="left" w:pos="1418" w:leader="none"/>
+        </w:tabs>
+        <w:bidi w:val="0"/>
+        <w:spacing w:before="0" w:after="0"/>
+        <w:ind w:hanging="283" w:left="1418"/>
+        <w:rPr/>
+      </w:pPr>
+      <w:r>
+        <w:rPr>
+          <w:rStyle w:val="SourceText"/>
+        </w:rPr>
+        <w:t>spathiphyllum.jpg</w:t>
+      </w:r>
+      <w:r>
+        <w:rPr/>
+        <w:t xml:space="preserve">: VPaleontologist, „A spathiphyllum 02.jpg”, Wikimedia Commons, CC BY-SA 4.0 (https://commons.wikimedia.org/wiki/File:A_spathiphyllum_02.jpg) </w:t>
+      </w:r>
+    </w:p>
+    <w:p>
+      <w:pPr>
+        <w:pStyle w:val="BodyText"/>
+        <w:numPr>
+          <w:ilvl w:val="1"/>
+          <w:numId w:val="6"/>
+        </w:numPr>
+        <w:tabs>
+          <w:tab w:val="clear" w:pos="1134"/>
+          <w:tab w:val="left" w:pos="1418" w:leader="none"/>
+        </w:tabs>
+        <w:bidi w:val="0"/>
+        <w:spacing w:before="0" w:after="0"/>
+        <w:ind w:hanging="283" w:left="1418"/>
+        <w:rPr/>
+      </w:pPr>
+      <w:r>
+        <w:rPr>
+          <w:rStyle w:val="SourceText"/>
+        </w:rPr>
+        <w:t>aranjament-de-camp.jpg</w:t>
+      </w:r>
+      <w:r>
+        <w:rPr/>
+        <w:t xml:space="preserve">: Gerda Arendt, „Bouquet of wildflowers, Ehrenbach.jpg”, Wikimedia Commons, CC0 (https://commons.wikimedia.org/wiki/File:Bouquet_of_wildflowers,_Ehrenbach.jpg) </w:t>
+      </w:r>
+    </w:p>
+    <w:p>
+      <w:pPr>
+        <w:pStyle w:val="BodyText"/>
+        <w:numPr>
+          <w:ilvl w:val="1"/>
+          <w:numId w:val="6"/>
+        </w:numPr>
+        <w:tabs>
+          <w:tab w:val="clear" w:pos="1134"/>
+          <w:tab w:val="left" w:pos="1418" w:leader="none"/>
+        </w:tabs>
+        <w:bidi w:val="0"/>
+        <w:spacing w:before="0" w:after="0"/>
+        <w:ind w:hanging="283" w:left="1418"/>
+        <w:rPr/>
+      </w:pPr>
+      <w:r>
+        <w:rPr>
+          <w:rStyle w:val="SourceText"/>
+        </w:rPr>
+        <w:t>floarea-soarelui.jpg</w:t>
+      </w:r>
+      <w:r>
+        <w:rPr/>
+        <w:t xml:space="preserve">: Alabama Extension, „Sunflowers for Sale at Farmers Market.jpg”, Wikimedia Commons, CC0 (https://commons.wikimedia.org/wiki/File:Sunflowers_for_Sale_at_Farmers_Market.jpg) </w:t>
+      </w:r>
+    </w:p>
+    <w:p>
+      <w:pPr>
+        <w:pStyle w:val="BodyText"/>
+        <w:numPr>
+          <w:ilvl w:val="1"/>
+          <w:numId w:val="6"/>
+        </w:numPr>
+        <w:tabs>
+          <w:tab w:val="clear" w:pos="1134"/>
+          <w:tab w:val="left" w:pos="1418" w:leader="none"/>
+        </w:tabs>
+        <w:bidi w:val="0"/>
+        <w:spacing w:before="0" w:after="0"/>
+        <w:ind w:hanging="283" w:left="1418"/>
+        <w:rPr/>
+      </w:pPr>
+      <w:r>
+        <w:rPr>
+          <w:rStyle w:val="SourceText"/>
+        </w:rPr>
+        <w:t>crizanteme-portocalii.jpg</w:t>
+      </w:r>
+      <w:r>
+        <w:rPr/>
+        <w:t xml:space="preserve">: Jonathan Billinger, „Orange-bronze Chrysanthemum - geograph.org.uk - 4233680.jpg”, Wikimedia Commons, CC BY-SA 2.0 (https://commons.wikimedia.org/wiki/File:Orange-bronze_Chrysanthemum_-_geograph.org.uk_-_4233680.jpg) </w:t>
+      </w:r>
+    </w:p>
+    <w:p>
+      <w:pPr>
+        <w:pStyle w:val="BodyText"/>
+        <w:numPr>
+          <w:ilvl w:val="1"/>
+          <w:numId w:val="6"/>
+        </w:numPr>
+        <w:tabs>
+          <w:tab w:val="clear" w:pos="1134"/>
+          <w:tab w:val="left" w:pos="1418" w:leader="none"/>
+        </w:tabs>
+        <w:bidi w:val="0"/>
         <w:spacing w:before="0" w:after="283"/>
-        <w:ind w:hanging="283" w:left="709"/>
-        <w:rPr/>
-      </w:pPr>
-      <w:r>
-        <w:rPr/>
-        <w:t xml:space="preserve">Imaginile site-ului și ale produselor sunt desene proprii (SVG/PNG generate pentru proiect). </w:t>
+        <w:ind w:hanging="283" w:left="1418"/>
+        <w:rPr/>
+      </w:pPr>
+      <w:r>
+        <w:rPr>
+          <w:rStyle w:val="SourceText"/>
+        </w:rPr>
+        <w:t>aranjament-de-toamna.jpg</w:t>
+      </w:r>
+      <w:r>
+        <w:rPr/>
+        <w:t xml:space="preserve">: Mikismom, „Early fall flower arrangements.jpg”, Wikimedia Commons, CC BY-SA 4.0 (https://commons.wikimedia.org/wiki/File:Early_fall_flower_arrangements.jpg) </w:t>
       </w:r>
     </w:p>
     <w:sectPr>

--- a/docs/documentatie.docx
+++ b/docs/documentatie.docx
@@ -2225,7 +2225,7 @@
       </w:r>
       <w:r>
         <w:rPr/>
-        <w:t xml:space="preserve">: VPaleontologist, „A spathiphyllum 02.jpg”, Wikimedia Commons, CC BY-SA 4.0 (https://commons.wikimedia.org/wiki/File:A_spathiphyllum_02.jpg) </w:t>
+        <w:t xml:space="preserve">: W.carter, „Peace lily - 2.jpg”, Wikimedia Commons, CC BY-SA 4.0 (https://commons.wikimedia.org/wiki/File:Peace_lily_-_2.jpg) </w:t>
       </w:r>
     </w:p>
     <w:p>

--- a/docs/documentatie.docx
+++ b/docs/documentatie.docx
@@ -26,18 +26,18 @@
         <w:rPr>
           <w:b/>
         </w:rPr>
-        <w:t>Tema proiectului: Florăria Petale - magazin online de flori</w:t>
-      </w:r>
-    </w:p>
-    <w:p>
-      <w:pPr>
-        <w:pStyle w:val="BodyText"/>
-        <w:bidi w:val="0"/>
-        <w:rPr/>
-      </w:pPr>
-      <w:r>
-        <w:rPr/>
-        <w:t>Florăria Petale este un site comercial care vinde flori: buchete, aranjamente florale, flori la fir și plante la ghiveci. Florile sunt organizate pe categorii (trandafiri, lalele, plante la ghiveci etc.) și pot fi asociate cu ocazii (zi de naștere, nuntă, 1 și 8 Martie etc.). Clienții vor putea căuta, filtra și sorta florile după categorie, ocazie, preț sau culoare, vor putea vedea pagina fiecărui produs și vor putea plasa o comandă simplă prin coșul virtual. Firma are mai multe sedii (florării), fiecare cu raioanele lui, și colaborează cu mai mulți furnizori.</w:t>
+        <w:t>Tema proiectului: Buchetul - florărie online</w:t>
+      </w:r>
+    </w:p>
+    <w:p>
+      <w:pPr>
+        <w:pStyle w:val="BodyText"/>
+        <w:bidi w:val="0"/>
+        <w:rPr/>
+      </w:pPr>
+      <w:r>
+        <w:rPr/>
+        <w:t>Buchetul este un site comercial care vinde flori: buchete, aranjamente florale, flori la fir și plante la ghiveci. Florile sunt organizate pe categorii (trandafiri, lalele, plante la ghiveci etc.) și pot fi asociate cu ocazii (zi de naștere, nuntă, 1 și 8 Martie etc.). Clienții vor putea căuta, filtra și sorta florile după categorie, ocazie, preț sau culoare, vor putea vedea pagina fiecărui produs și vor putea plasa o comandă simplă prin coșul virtual. Firma are mai multe sedii (florării), fiecare cu raioanele lui, și colaborează cu mai mulți furnizori.</w:t>
       </w:r>
     </w:p>
     <w:p>

--- a/docs/documentatie.docx
+++ b/docs/documentatie.docx
@@ -11,7 +11,7 @@
       </w:pPr>
       <w:r>
         <w:rPr/>
-        <w:t>Stoian Mihail Alexandru - grupa ___</w:t>
+        <w:t>Stoian Mihail Alexandru - grupa 2</w:t>
       </w:r>
     </w:p>
     <w:p>

--- a/docs/documentatie.docx
+++ b/docs/documentatie.docx
@@ -26,18 +26,18 @@
         <w:rPr>
           <w:b/>
         </w:rPr>
-        <w:t>Tema proiectului: Buchetul - florărie online</w:t>
-      </w:r>
-    </w:p>
-    <w:p>
-      <w:pPr>
-        <w:pStyle w:val="BodyText"/>
-        <w:bidi w:val="0"/>
-        <w:rPr/>
-      </w:pPr>
-      <w:r>
-        <w:rPr/>
-        <w:t>Buchetul este un site comercial care vinde flori: buchete, aranjamente florale, flori la fir și plante la ghiveci. Florile sunt organizate pe categorii (trandafiri, lalele, plante la ghiveci etc.) și pot fi asociate cu ocazii (zi de naștere, nuntă, 1 și 8 Martie etc.). Clienții vor putea căuta, filtra și sorta florile după categorie, ocazie, preț sau culoare, vor putea vedea pagina fiecărui produs și vor putea plasa o comandă simplă prin coșul virtual. Firma are mai multe sedii (florării), fiecare cu raioanele lui, și colaborează cu mai mulți furnizori.</w:t>
+        <w:t>Tema proiectului: Buchetul - florarie online</w:t>
+      </w:r>
+    </w:p>
+    <w:p>
+      <w:pPr>
+        <w:pStyle w:val="BodyText"/>
+        <w:bidi w:val="0"/>
+        <w:rPr/>
+      </w:pPr>
+      <w:r>
+        <w:rPr/>
+        <w:t>Buchetul este un site comercial care vinde flori: buchete, aranjamente florale, flori la fir si plante la ghiveci. Florile sunt organizate pe categorii (trandafiri, lalele, plante la ghiveci etc.) si pot fi asociate cu ocazii (zi de nastere, nunta, 1 si 8 Martie etc.). Clientii vor putea cauta, filtra si sorta florile dupa categorie, ocazie, pret sau culoare, vor putea vedea pagina fiecarui produs si vor putea plasa o comanda simpla prin cosul virtual. Firma are mai multe sedii (florarii), fiecare cu raioanele lui, si colaboreaza cu mai multi furnizori.</w:t>
       </w:r>
     </w:p>
     <w:p>
@@ -48,7 +48,7 @@
       </w:pPr>
       <w:r>
         <w:rPr/>
-        <w:t>1. Conținut</w:t>
+        <w:t>1. Continut</w:t>
       </w:r>
     </w:p>
     <w:tbl>
@@ -152,7 +152,7 @@
             </w:pPr>
             <w:r>
               <w:rPr/>
-              <w:t>Pagina principală</w:t>
+              <w:t>Pagina principala</w:t>
             </w:r>
           </w:p>
         </w:tc>
@@ -190,7 +190,7 @@
             </w:pPr>
             <w:r>
               <w:rPr/>
-              <w:t>Prezentarea florăriei, cu 3 secțiuni: „Cine suntem” (descrierea proiectului), „Program”, „Promoții”.</w:t>
+              <w:t>Prezentarea florariei, cu 3 sectiuni: „Cine suntem” (descrierea proiectului), „Program”, „Promotii”.</w:t>
             </w:r>
           </w:p>
         </w:tc>
@@ -250,7 +250,7 @@
             </w:pPr>
             <w:r>
               <w:rPr/>
-              <w:t>Informații despre firmă, cu 2 secțiuni: „Echipa” și „Ce ne diferențiază”.</w:t>
+              <w:t>Informatii despre firma, cu 2 sectiuni: „Echipa” si „Ce ne diferentiaza”.</w:t>
             </w:r>
           </w:p>
         </w:tc>
@@ -370,7 +370,7 @@
             </w:pPr>
             <w:r>
               <w:rPr/>
-              <w:t>Lista florilor, cu căutare, filtre (categorie, ocazie, tip, preț, stoc), sortare și paginare.</w:t>
+              <w:t>Lista florilor, cu cautare, filtre (categorie, ocazie, tip, pret, stoc), sortare si paginare.</w:t>
             </w:r>
           </w:p>
         </w:tc>
@@ -430,7 +430,7 @@
             </w:pPr>
             <w:r>
               <w:rPr/>
-              <w:t>Detaliile unei flori și adăugarea în coș.</w:t>
+              <w:t>Detaliile unei flori si adaugarea in cos.</w:t>
             </w:r>
           </w:p>
         </w:tc>
@@ -512,7 +512,7 @@
             </w:pPr>
             <w:r>
               <w:rPr/>
-              <w:t>Coș virtual</w:t>
+              <w:t>Cos virtual</w:t>
             </w:r>
           </w:p>
         </w:tc>
@@ -550,7 +550,7 @@
             </w:pPr>
             <w:r>
               <w:rPr/>
-              <w:t>Produsele alese de client (modificare cantități, ștergere) și plasarea comenzii.</w:t>
+              <w:t>Produsele alese de client (modificare cantitati, stergere) si plasarea comenzii.</w:t>
             </w:r>
           </w:p>
         </w:tc>
@@ -638,7 +638,7 @@
               <w:rPr>
                 <w:i/>
               </w:rPr>
-              <w:t>(aleasă de mine)</w:t>
+              <w:t>(aleasa de mine)</w:t>
             </w:r>
           </w:p>
         </w:tc>
@@ -676,7 +676,7 @@
             </w:pPr>
             <w:r>
               <w:rPr/>
-              <w:t>Florile grupate pe ocazii (zi de naștere, nuntă, condoleanțe etc.).</w:t>
+              <w:t>Florile grupate pe ocazii (zi de nastere, nunta, condoleante etc.).</w:t>
             </w:r>
           </w:p>
         </w:tc>
@@ -704,7 +704,7 @@
               <w:rPr>
                 <w:i/>
               </w:rPr>
-              <w:t>(aleasă de mine)</w:t>
+              <w:t>(aleasa de mine)</w:t>
             </w:r>
           </w:p>
         </w:tc>
@@ -742,7 +742,7 @@
             </w:pPr>
             <w:r>
               <w:rPr/>
-              <w:t>Zonele și condițiile de livrare.</w:t>
+              <w:t>Zonele si conditiile de livrare.</w:t>
             </w:r>
           </w:p>
         </w:tc>
@@ -764,7 +764,7 @@
             </w:pPr>
             <w:r>
               <w:rPr/>
-              <w:t>Informații despre server</w:t>
+              <w:t>Informatii despre server</w:t>
             </w:r>
           </w:p>
         </w:tc>
@@ -802,7 +802,7 @@
             </w:pPr>
             <w:r>
               <w:rPr/>
-              <w:t xml:space="preserve">Data și ora serverului, în limba română (parametrul </w:t>
+              <w:t xml:space="preserve">Data si ora serverului, in limba romana (parametrul </w:t>
             </w:r>
             <w:r>
               <w:rPr>
@@ -882,7 +882,7 @@
             </w:pPr>
             <w:r>
               <w:rPr/>
-              <w:t xml:space="preserve">Accesările paginilor site-ului (parametrii </w:t>
+              <w:t xml:space="preserve">Accesarile paginilor site-ului (parametrii </w:t>
             </w:r>
             <w:r>
               <w:rPr>
@@ -992,7 +992,7 @@
             </w:pPr>
             <w:r>
               <w:rPr/>
-              <w:t>Toate informațiile despre o accesare.</w:t>
+              <w:t>Toate informatiile despre o accesare.</w:t>
             </w:r>
           </w:p>
         </w:tc>
@@ -1006,7 +1006,7 @@
       </w:pPr>
       <w:r>
         <w:rPr/>
-        <w:t>Template-ul „In lucru” (cerut în laboratorul 2) a fost folosit pentru paginile care nu erau încă implementate; acum toate paginile din meniu au conținut.</w:t>
+        <w:t>Template-ul „In lucru” (cerut in laboratorul 2) a fost folosit pentru paginile care nu erau inca implementate; acum toate paginile din meniu au continut.</w:t>
       </w:r>
     </w:p>
     <w:p>
@@ -1017,18 +1017,18 @@
       </w:pPr>
       <w:r>
         <w:rPr/>
-        <w:t>Datele firmei (afișate în footer prin context processor)</w:t>
-      </w:r>
-    </w:p>
-    <w:p>
-      <w:pPr>
-        <w:pStyle w:val="BodyText"/>
-        <w:bidi w:val="0"/>
-        <w:rPr/>
-      </w:pPr>
-      <w:r>
-        <w:rPr/>
-        <w:t xml:space="preserve">Definite în </w:t>
+        <w:t>Datele firmei (afisate in footer prin context processor)</w:t>
+      </w:r>
+    </w:p>
+    <w:p>
+      <w:pPr>
+        <w:pStyle w:val="BodyText"/>
+        <w:bidi w:val="0"/>
+        <w:rPr/>
+      </w:pPr>
+      <w:r>
+        <w:rPr/>
+        <w:t xml:space="preserve">Definite in </w:t>
       </w:r>
       <w:r>
         <w:rPr>
@@ -1048,7 +1048,7 @@
       </w:r>
       <w:r>
         <w:rPr/>
-        <w:t>): numele firmei, anul înființării, numărul de telefon, adresa sediului principal și cele două caracteristici alese de mine:</w:t>
+        <w:t>): numele firmei, anul infiintarii, numarul de telefon, adresa sediului principal si cele doua caracteristici alese de mine:</w:t>
       </w:r>
     </w:p>
     <w:p>
@@ -1075,7 +1075,7 @@
       </w:r>
       <w:r>
         <w:rPr/>
-        <w:t xml:space="preserve"> - programul de lucru al florăriei; </w:t>
+        <w:t xml:space="preserve"> - programul de lucru al florariei; </w:t>
       </w:r>
     </w:p>
     <w:p>
@@ -1101,7 +1101,7 @@
       </w:r>
       <w:r>
         <w:rPr/>
-        <w:t xml:space="preserve"> - valoarea minimă a comenzii (în lei) pentru care livrarea este gratuită. </w:t>
+        <w:t xml:space="preserve"> - valoarea minima a comenzii (in lei) pentru care livrarea este gratuita. </w:t>
       </w:r>
     </w:p>
     <w:p>
@@ -1171,7 +1171,7 @@
       </w:pPr>
       <w:r>
         <w:rPr/>
-        <w:t>Diagrama folosește notația crow's foot. Cheile primare sunt subliniate, cheile străine sunt scrise înclinat, iar atributul cu valori multiple este scris între acolade.</w:t>
+        <w:t>Diagrama foloseste notatia crow's foot. Cheile primare sunt subliniate, cheile straine sunt scrise inclinat, iar atributul cu valori multiple este scris intre acolade.</w:t>
       </w:r>
     </w:p>
     <w:p>
@@ -1182,7 +1182,7 @@
       </w:pPr>
       <w:r>
         <w:rPr/>
-        <w:t>Entități și atribute</w:t>
+        <w:t>Entitati si atribute</w:t>
       </w:r>
     </w:p>
     <w:p>
@@ -1209,7 +1209,7 @@
       </w:r>
       <w:r>
         <w:rPr/>
-        <w:t xml:space="preserve"> - produsul vândut. Atribute: nume (unic), slug (unic, folosit în adresa paginii produsului), descriere, preț, stoc, înălțime în cm, tip (enumerare: buchet, floare la ghiveci, aranjament floral, fir individual), parfumată (boolean), </w:t>
+        <w:t xml:space="preserve"> - produsul vandut. Atribute: nume (unic), slug (unic, folosit in adresa paginii produsului), descriere, pret, stoc, inaltime in cm, tip (enumerare: buchet, floare la ghiveci, aranjament floral, fir individual), parfumata (boolean), </w:t>
       </w:r>
       <w:r>
         <w:rPr>
@@ -1219,7 +1219,7 @@
       </w:r>
       <w:r>
         <w:rPr/>
-        <w:t xml:space="preserve"> (atribut cu valori multiple - un vector de culori, de exemplu [roșu, galben]), imagine și data adăugării. </w:t>
+        <w:t xml:space="preserve"> (atribut cu valori multiple - un vector de culori, de exemplu [rosu, galben]), imagine si data adaugarii. </w:t>
       </w:r>
     </w:p>
     <w:p>
@@ -1246,7 +1246,7 @@
       </w:r>
       <w:r>
         <w:rPr/>
-        <w:t xml:space="preserve"> - modul de a categorisi florile. Atribute: nume, descriere, culoare (culoarea folosită la stilizare), siglă (numele unei iconițe FontAwesome) și sezon (enumerare: primăvară, vară, toamnă, iarnă, tot anul). </w:t>
+        <w:t xml:space="preserve"> - modul de a categorisi florile. Atribute: nume, descriere, culoare (culoarea folosita la stilizare), sigla (numele unei iconite FontAwesome) si sezon (enumerare: primavara, vara, toamna, iarna, tot anul). </w:t>
       </w:r>
     </w:p>
     <w:p>
@@ -1273,7 +1273,7 @@
       </w:r>
       <w:r>
         <w:rPr/>
-        <w:t xml:space="preserve"> - ocazia pentru care se potrivește o floare. Atribute: nume, descriere, data de început și data de sfârșit (opționale: ocaziile fixe, ca Ziua Îndrăgostiților, au perioadă; aniversările nu). </w:t>
+        <w:t xml:space="preserve"> - ocazia pentru care se potriveste o floare. Atribute: nume, descriere, data de inceput si data de sfarsit (optionale: ocaziile fixe, ca Ziua Indragostitilor, au perioada; aniversarile nu). </w:t>
       </w:r>
     </w:p>
     <w:p>
@@ -1300,7 +1300,7 @@
       </w:r>
       <w:r>
         <w:rPr/>
-        <w:t xml:space="preserve"> - firma care livrează florile. Atribute: nume, e-mail, telefon, website, țară, data de la care colaborăm. </w:t>
+        <w:t xml:space="preserve"> - firma care livreaza florile. Atribute: nume, e-mail, telefon, website, tara, data de la care colaboram. </w:t>
       </w:r>
     </w:p>
     <w:p>
@@ -1327,7 +1327,7 @@
       </w:r>
       <w:r>
         <w:rPr/>
-        <w:t xml:space="preserve"> - ambalajul în care se vinde floarea. Atribute: nume, material (enumerare: hârtie, celofan, cutie, coș), preț, reciclabil. </w:t>
+        <w:t xml:space="preserve"> - ambalajul in care se vinde floarea. Atribute: nume, material (enumerare: hartie, celofan, cutie, cos), pret, reciclabil. </w:t>
       </w:r>
     </w:p>
     <w:p>
@@ -1354,7 +1354,7 @@
       </w:r>
       <w:r>
         <w:rPr/>
-        <w:t xml:space="preserve"> - un sediu al firmei. Atribute: nume, adresă, oraș, telefon, deschisă duminica, data deschiderii. </w:t>
+        <w:t xml:space="preserve"> - un sediu al firmei. Atribute: nume, adresa, oras, telefon, deschisa duminica, data deschiderii. </w:t>
       </w:r>
     </w:p>
     <w:p>
@@ -1380,18 +1380,18 @@
       </w:r>
       <w:r>
         <w:rPr/>
-        <w:t xml:space="preserve"> - un raion dintr-o florărie. Atribute: număr, nume, temperatura de păstrare (°C), suprafața (m²). </w:t>
-      </w:r>
-    </w:p>
-    <w:p>
-      <w:pPr>
-        <w:pStyle w:val="BodyText"/>
-        <w:bidi w:val="0"/>
-        <w:rPr/>
-      </w:pPr>
-      <w:r>
-        <w:rPr/>
-        <w:t>Tipurile de atribute folosite: șir de caractere, text, enumerare, boolean, întreg, decimal, număr real (float), dată, dată și oră, vector de valori, fișier imagine, e-mail, URL și slug.</w:t>
+        <w:t xml:space="preserve"> - un raion dintr-o florarie. Atribute: numar, nume, temperatura de pastrare (°C), suprafata (m2). </w:t>
+      </w:r>
+    </w:p>
+    <w:p>
+      <w:pPr>
+        <w:pStyle w:val="BodyText"/>
+        <w:bidi w:val="0"/>
+        <w:rPr/>
+      </w:pPr>
+      <w:r>
+        <w:rPr/>
+        <w:t>Tipurile de atribute folosite: sir de caractere, text, enumerare, boolean, intreg, decimal, numar real (float), data, data si ora, vector de valori, fisier imagine, e-mail, URL si slug.</w:t>
       </w:r>
     </w:p>
     <w:p>
@@ -1402,7 +1402,7 @@
       </w:pPr>
       <w:r>
         <w:rPr/>
-        <w:t>Relații</w:t>
+        <w:t>Relatii</w:t>
       </w:r>
     </w:p>
     <w:p>
@@ -1429,7 +1429,7 @@
       </w:r>
       <w:r>
         <w:rPr/>
-        <w:t xml:space="preserve"> o categorie conține mai multe flori, o floare aparține unei singure categorii. </w:t>
+        <w:t xml:space="preserve"> o categorie contine mai multe flori, o floare apartine unei singure categorii. </w:t>
       </w:r>
     </w:p>
     <w:p>
@@ -1456,7 +1456,7 @@
       </w:r>
       <w:r>
         <w:rPr/>
-        <w:t xml:space="preserve"> un furnizor livrează mai multe flori, o floare are un singur furnizor. </w:t>
+        <w:t xml:space="preserve"> un furnizor livreaza mai multe flori, o floare are un singur furnizor. </w:t>
       </w:r>
     </w:p>
     <w:p>
@@ -1479,7 +1479,7 @@
         <w:rPr>
           <w:b/>
         </w:rPr>
-        <w:t>Ambalaj - Floare (one-to-many, opțional):</w:t>
+        <w:t>Ambalaj - Floare (one-to-many, optional):</w:t>
       </w:r>
       <w:r>
         <w:rPr/>
@@ -1510,7 +1510,7 @@
       </w:r>
       <w:r>
         <w:rPr/>
-        <w:t xml:space="preserve"> o floare se potrivește pentru mai multe ocazii și pentru o ocazie se potrivesc mai multe flori. Tabelul asociativ nu apare în diagramă. </w:t>
+        <w:t xml:space="preserve"> o floare se potriveste pentru mai multe ocazii si pentru o ocazie se potrivesc mai multe flori. Tabelul asociativ nu apare in diagrama. </w:t>
       </w:r>
     </w:p>
     <w:p>
@@ -1536,7 +1536,7 @@
       </w:r>
       <w:r>
         <w:rPr/>
-        <w:t xml:space="preserve"> o florărie are mai multe raioane, un raion aparține unei singure florării. </w:t>
+        <w:t xml:space="preserve"> o florarie are mai multe raioane, un raion apartine unei singure florarii. </w:t>
       </w:r>
     </w:p>
     <w:p>
@@ -1547,18 +1547,18 @@
       </w:pPr>
       <w:r>
         <w:rPr/>
-        <w:t>Entitatea slabă: Raion</w:t>
-      </w:r>
-    </w:p>
-    <w:p>
-      <w:pPr>
-        <w:pStyle w:val="BodyText"/>
-        <w:bidi w:val="0"/>
-        <w:rPr/>
-      </w:pPr>
-      <w:r>
-        <w:rPr/>
-        <w:t>Raionul este o entitate slabă deoarece nu poate exista și nu poate fi identificat fără florăria din care face parte. Numărul raionului (1, 2, ...) se repetă de la o florărie la alta, deci nu identifică singur raionul: „raionul 1” există în fiecare sediu. Un raion este identificat doar de perechea (florărie, număr raion). Dacă o florărie se închide, raioanele ei dispar odată cu ea.</w:t>
+        <w:t>Entitatea slaba: Raion</w:t>
+      </w:r>
+    </w:p>
+    <w:p>
+      <w:pPr>
+        <w:pStyle w:val="BodyText"/>
+        <w:bidi w:val="0"/>
+        <w:rPr/>
+      </w:pPr>
+      <w:r>
+        <w:rPr/>
+        <w:t>Raionul este o entitate slaba deoarece nu poate exista si nu poate fi identificat fara floraria din care face parte. Numarul raionului (1, 2, ...) se repeta de la o florarie la alta, deci nu identifica singur raionul: „raionul 1” exista in fiecare sediu. Un raion este identificat doar de perechea (florarie, numar raion). Daca o florarie se inchide, raioanele ei dispar odata cu ea.</w:t>
       </w:r>
     </w:p>
     <w:p>
@@ -1569,18 +1569,18 @@
       </w:pPr>
       <w:r>
         <w:rPr/>
-        <w:t>Forma normală 3</w:t>
-      </w:r>
-    </w:p>
-    <w:p>
-      <w:pPr>
-        <w:pStyle w:val="BodyText"/>
-        <w:bidi w:val="0"/>
-        <w:rPr/>
-      </w:pPr>
-      <w:r>
-        <w:rPr/>
-        <w:t xml:space="preserve">Fiecare atribut depinde doar de cheia primară a entității lui. Datele despre categorie, furnizor sau ambalaj nu sunt repetate în Floare, ci sunt păstrate în entitățile lor, legate prin chei străine. Nu există atribute calculate din alte atribute. Singura abatere permisă este atributul cu valori multiple </w:t>
+        <w:t>Forma normala 3</w:t>
+      </w:r>
+    </w:p>
+    <w:p>
+      <w:pPr>
+        <w:pStyle w:val="BodyText"/>
+        <w:bidi w:val="0"/>
+        <w:rPr/>
+      </w:pPr>
+      <w:r>
+        <w:rPr/>
+        <w:t xml:space="preserve">Fiecare atribut depinde doar de cheia primara a entitatii lui. Datele despre categorie, furnizor sau ambalaj nu sunt repetate in Floare, ci sunt pastrate in entitatile lor, legate prin chei straine. Nu exista atribute calculate din alte atribute. Singura abatere permisa este atributul cu valori multiple </w:t>
       </w:r>
       <w:r>
         <w:rPr>
@@ -1612,7 +1612,7 @@
       </w:pPr>
       <w:r>
         <w:rPr/>
-        <w:t>După laboratorul 3 am adăugat entitățile legate de client, necesare coșului virtual:</w:t>
+        <w:t>Dupa laboratorul 3 am adaugat entitatile legate de client, necesare cosului virtual:</w:t>
       </w:r>
     </w:p>
     <w:p>
@@ -1639,7 +1639,7 @@
       </w:r>
       <w:r>
         <w:rPr/>
-        <w:t xml:space="preserve"> - nume client, e-mail, telefon, adresa de livrare, observații, stare (nouă, în livrare, livrată, anulată), data plasării. </w:t>
+        <w:t xml:space="preserve"> - nume client, e-mail, telefon, adresa de livrare, observatii, stare (noua, in livrare, livrata, anulata), data plasarii. </w:t>
       </w:r>
     </w:p>
     <w:p>
@@ -1665,29 +1665,29 @@
       </w:r>
       <w:r>
         <w:rPr/>
-        <w:t xml:space="preserve"> - o floare dintr-o comandă: cantitate și prețul unitar de la momentul comenzii (prețul florii se poate schimba ulterior, dar comanda trebuie să păstreze prețul plătit). </w:t>
-      </w:r>
-    </w:p>
-    <w:p>
-      <w:pPr>
-        <w:pStyle w:val="BodyText"/>
-        <w:bidi w:val="0"/>
-        <w:rPr/>
-      </w:pPr>
-      <w:r>
-        <w:rPr/>
-        <w:t>Relații: o comandă are mai multe linii (one-to-many); o floare poate apărea în mai multe linii de comandă (one-to-many). Practic, Comanda și Floare sunt în relație many-to-many, iar LinieComanda este tabelul asociativ cu atribute proprii.</w:t>
-      </w:r>
-    </w:p>
-    <w:p>
-      <w:pPr>
-        <w:pStyle w:val="BodyText"/>
-        <w:bidi w:val="0"/>
-        <w:rPr/>
-      </w:pPr>
-      <w:r>
-        <w:rPr/>
-        <w:t>Coșul este ținut în sesiune până la plasarea comenzii. Comanda se salvează într-o tranzacție: dacă un produs nu mai are stoc suficient, nu se salvează nimic, iar stocul scade doar pentru comenzile reușite.</w:t>
+        <w:t xml:space="preserve"> - o floare dintr-o comanda: cantitate si pretul unitar de la momentul comenzii (pretul florii se poate schimba ulterior, dar comanda trebuie sa pastreze pretul platit). </w:t>
+      </w:r>
+    </w:p>
+    <w:p>
+      <w:pPr>
+        <w:pStyle w:val="BodyText"/>
+        <w:bidi w:val="0"/>
+        <w:rPr/>
+      </w:pPr>
+      <w:r>
+        <w:rPr/>
+        <w:t>Relatii: o comanda are mai multe linii (one-to-many); o floare poate aparea in mai multe linii de comanda (one-to-many). Practic, Comanda si Floare sunt in relatie many-to-many, iar LinieComanda este tabelul asociativ cu atribute proprii.</w:t>
+      </w:r>
+    </w:p>
+    <w:p>
+      <w:pPr>
+        <w:pStyle w:val="BodyText"/>
+        <w:bidi w:val="0"/>
+        <w:rPr/>
+      </w:pPr>
+      <w:r>
+        <w:rPr/>
+        <w:t>Cosul este tinut in sesiune pana la plasarea comenzii. Comanda se salveaza intr-o tranzactie: daca un produs nu mai are stoc suficient, nu se salveaza nimic, iar stocul scade doar pentru comenzile reusite.</w:t>
       </w:r>
     </w:p>
     <w:p>
@@ -1725,7 +1725,7 @@
       </w:r>
       <w:r>
         <w:rPr/>
-        <w:t xml:space="preserve"> și </w:t>
+        <w:t xml:space="preserve"> si </w:t>
       </w:r>
       <w:r>
         <w:rPr>
@@ -1762,7 +1762,7 @@
       </w:r>
       <w:r>
         <w:rPr/>
-        <w:t xml:space="preserve"> (creează userul și baza de date) </w:t>
+        <w:t xml:space="preserve"> (creeaza userul si baza de date) </w:t>
       </w:r>
     </w:p>
     <w:p>
@@ -1857,7 +1857,7 @@
       </w:r>
       <w:r>
         <w:rPr/>
-        <w:t xml:space="preserve">) se creează automat la </w:t>
+        <w:t xml:space="preserve">) se creeaza automat la </w:t>
       </w:r>
       <w:r>
         <w:rPr>
@@ -1925,7 +1925,7 @@
       </w:pPr>
       <w:r>
         <w:rPr/>
-        <w:t xml:space="preserve">Cursurile și laboratoarele de Django (Irina Ciocan). </w:t>
+        <w:t xml:space="preserve">Cursurile si laboratoarele de Django (Irina Ciocan). </w:t>
       </w:r>
     </w:p>
     <w:p>
@@ -1946,7 +1946,7 @@
       </w:pPr>
       <w:r>
         <w:rPr/>
-        <w:t xml:space="preserve">Documentația Django: https://docs.djangoproject.com/ </w:t>
+        <w:t xml:space="preserve">Documentatia Django: https://docs.djangoproject.com/ </w:t>
       </w:r>
     </w:p>
     <w:p>
@@ -2009,7 +2009,7 @@
       </w:pPr>
       <w:r>
         <w:rPr/>
-        <w:t xml:space="preserve">Fotografiile produselor sunt de pe Wikimedia Commons, cu licențe libere: </w:t>
+        <w:t xml:space="preserve">Fotografiile produselor sunt de pe Wikimedia Commons, cu licente libere: </w:t>
       </w:r>
     </w:p>
     <w:p>
@@ -2117,7 +2117,7 @@
       </w:r>
       <w:r>
         <w:rPr/>
-        <w:t xml:space="preserve">: Gábor Juhász juhg, „Tulip-bouquet-vienna (Unsplash).jpg”, Wikimedia Commons, CC0 (https://commons.wikimedia.org/wiki/File:Tulip-bouquet-vienna_(Unsplash).jpg) </w:t>
+        <w:t xml:space="preserve">: Gabor Juhasz juhg, „Tulip-bouquet-vienna (Unsplash).jpg”, Wikimedia Commons, CC0 (https://commons.wikimedia.org/wiki/File:Tulip-bouquet-vienna_(Unsplash).jpg) </w:t>
       </w:r>
     </w:p>
     <w:p>

--- a/docs/documentatie.docx
+++ b/docs/documentatie.docx
@@ -65,15 +65,15 @@
         </w:tblCellMar>
       </w:tblPr>
       <w:tblGrid>
-        <w:gridCol w:w="2239"/>
-        <w:gridCol w:w="1494"/>
-        <w:gridCol w:w="7606"/>
+        <w:gridCol w:w="2236"/>
+        <w:gridCol w:w="1493"/>
+        <w:gridCol w:w="7610"/>
       </w:tblGrid>
       <w:tr>
         <w:trPr/>
         <w:tc>
           <w:tcPr>
-            <w:tcW w:w="2239" w:type="dxa"/>
+            <w:tcW w:w="2236" w:type="dxa"/>
             <w:tcBorders/>
             <w:vAlign w:val="center"/>
           </w:tcPr>
@@ -94,7 +94,7 @@
         </w:tc>
         <w:tc>
           <w:tcPr>
-            <w:tcW w:w="1494" w:type="dxa"/>
+            <w:tcW w:w="1493" w:type="dxa"/>
             <w:tcBorders/>
             <w:vAlign w:val="center"/>
           </w:tcPr>
@@ -115,7 +115,7 @@
         </w:tc>
         <w:tc>
           <w:tcPr>
-            <w:tcW w:w="7606" w:type="dxa"/>
+            <w:tcW w:w="7610" w:type="dxa"/>
             <w:tcBorders/>
             <w:vAlign w:val="center"/>
           </w:tcPr>
@@ -139,7 +139,7 @@
         <w:trPr/>
         <w:tc>
           <w:tcPr>
-            <w:tcW w:w="2239" w:type="dxa"/>
+            <w:tcW w:w="2236" w:type="dxa"/>
             <w:tcBorders/>
             <w:vAlign w:val="center"/>
           </w:tcPr>
@@ -158,7 +158,7 @@
         </w:tc>
         <w:tc>
           <w:tcPr>
-            <w:tcW w:w="1494" w:type="dxa"/>
+            <w:tcW w:w="1493" w:type="dxa"/>
             <w:tcBorders/>
             <w:vAlign w:val="center"/>
           </w:tcPr>
@@ -177,20 +177,20 @@
         </w:tc>
         <w:tc>
           <w:tcPr>
-            <w:tcW w:w="7606" w:type="dxa"/>
-            <w:tcBorders/>
-            <w:vAlign w:val="center"/>
-          </w:tcPr>
-          <w:p>
-            <w:pPr>
-              <w:pStyle w:val="TableContents"/>
-              <w:bidi w:val="0"/>
-              <w:spacing w:before="0" w:after="283"/>
-              <w:rPr/>
-            </w:pPr>
-            <w:r>
-              <w:rPr/>
-              <w:t>Prezentarea florariei, cu 3 sectiuni: „Cine suntem” (descrierea proiectului), „Program”, „Promotii”.</w:t>
+            <w:tcW w:w="7610" w:type="dxa"/>
+            <w:tcBorders/>
+            <w:vAlign w:val="center"/>
+          </w:tcPr>
+          <w:p>
+            <w:pPr>
+              <w:pStyle w:val="TableContents"/>
+              <w:bidi w:val="0"/>
+              <w:spacing w:before="0" w:after="283"/>
+              <w:rPr/>
+            </w:pPr>
+            <w:r>
+              <w:rPr/>
+              <w:t>Prezentarea florariei, cu 3 sectiuni: "Cine suntem" (descrierea proiectului), "Program", "Promotii".</w:t>
             </w:r>
           </w:p>
         </w:tc>
@@ -199,7 +199,7 @@
         <w:trPr/>
         <w:tc>
           <w:tcPr>
-            <w:tcW w:w="2239" w:type="dxa"/>
+            <w:tcW w:w="2236" w:type="dxa"/>
             <w:tcBorders/>
             <w:vAlign w:val="center"/>
           </w:tcPr>
@@ -218,7 +218,7 @@
         </w:tc>
         <w:tc>
           <w:tcPr>
-            <w:tcW w:w="1494" w:type="dxa"/>
+            <w:tcW w:w="1493" w:type="dxa"/>
             <w:tcBorders/>
             <w:vAlign w:val="center"/>
           </w:tcPr>
@@ -237,20 +237,20 @@
         </w:tc>
         <w:tc>
           <w:tcPr>
-            <w:tcW w:w="7606" w:type="dxa"/>
-            <w:tcBorders/>
-            <w:vAlign w:val="center"/>
-          </w:tcPr>
-          <w:p>
-            <w:pPr>
-              <w:pStyle w:val="TableContents"/>
-              <w:bidi w:val="0"/>
-              <w:spacing w:before="0" w:after="283"/>
-              <w:rPr/>
-            </w:pPr>
-            <w:r>
-              <w:rPr/>
-              <w:t>Informatii despre firma, cu 2 sectiuni: „Echipa” si „Ce ne diferentiaza”.</w:t>
+            <w:tcW w:w="7610" w:type="dxa"/>
+            <w:tcBorders/>
+            <w:vAlign w:val="center"/>
+          </w:tcPr>
+          <w:p>
+            <w:pPr>
+              <w:pStyle w:val="TableContents"/>
+              <w:bidi w:val="0"/>
+              <w:spacing w:before="0" w:after="283"/>
+              <w:rPr/>
+            </w:pPr>
+            <w:r>
+              <w:rPr/>
+              <w:t>Informatii despre firma, cu 2 sectiuni: "Echipa" si "Ce ne diferentiaza".</w:t>
             </w:r>
           </w:p>
         </w:tc>
@@ -259,7 +259,7 @@
         <w:trPr/>
         <w:tc>
           <w:tcPr>
-            <w:tcW w:w="2239" w:type="dxa"/>
+            <w:tcW w:w="2236" w:type="dxa"/>
             <w:tcBorders/>
             <w:vAlign w:val="center"/>
           </w:tcPr>
@@ -278,7 +278,7 @@
         </w:tc>
         <w:tc>
           <w:tcPr>
-            <w:tcW w:w="1494" w:type="dxa"/>
+            <w:tcW w:w="1493" w:type="dxa"/>
             <w:tcBorders/>
             <w:vAlign w:val="center"/>
           </w:tcPr>
@@ -297,7 +297,7 @@
         </w:tc>
         <w:tc>
           <w:tcPr>
-            <w:tcW w:w="7606" w:type="dxa"/>
+            <w:tcW w:w="7610" w:type="dxa"/>
             <w:tcBorders/>
             <w:vAlign w:val="center"/>
           </w:tcPr>
@@ -319,7 +319,7 @@
         <w:trPr/>
         <w:tc>
           <w:tcPr>
-            <w:tcW w:w="2239" w:type="dxa"/>
+            <w:tcW w:w="2236" w:type="dxa"/>
             <w:tcBorders/>
             <w:vAlign w:val="center"/>
           </w:tcPr>
@@ -338,7 +338,7 @@
         </w:tc>
         <w:tc>
           <w:tcPr>
-            <w:tcW w:w="1494" w:type="dxa"/>
+            <w:tcW w:w="1493" w:type="dxa"/>
             <w:tcBorders/>
             <w:vAlign w:val="center"/>
           </w:tcPr>
@@ -357,7 +357,7 @@
         </w:tc>
         <w:tc>
           <w:tcPr>
-            <w:tcW w:w="7606" w:type="dxa"/>
+            <w:tcW w:w="7610" w:type="dxa"/>
             <w:tcBorders/>
             <w:vAlign w:val="center"/>
           </w:tcPr>
@@ -379,7 +379,7 @@
         <w:trPr/>
         <w:tc>
           <w:tcPr>
-            <w:tcW w:w="2239" w:type="dxa"/>
+            <w:tcW w:w="2236" w:type="dxa"/>
             <w:tcBorders/>
             <w:vAlign w:val="center"/>
           </w:tcPr>
@@ -398,7 +398,7 @@
         </w:tc>
         <w:tc>
           <w:tcPr>
-            <w:tcW w:w="1494" w:type="dxa"/>
+            <w:tcW w:w="1493" w:type="dxa"/>
             <w:tcBorders/>
             <w:vAlign w:val="center"/>
           </w:tcPr>
@@ -417,7 +417,7 @@
         </w:tc>
         <w:tc>
           <w:tcPr>
-            <w:tcW w:w="7606" w:type="dxa"/>
+            <w:tcW w:w="7610" w:type="dxa"/>
             <w:tcBorders/>
             <w:vAlign w:val="center"/>
           </w:tcPr>
@@ -439,7 +439,7 @@
         <w:trPr/>
         <w:tc>
           <w:tcPr>
-            <w:tcW w:w="2239" w:type="dxa"/>
+            <w:tcW w:w="2236" w:type="dxa"/>
             <w:tcBorders/>
             <w:vAlign w:val="center"/>
           </w:tcPr>
@@ -458,7 +458,7 @@
         </w:tc>
         <w:tc>
           <w:tcPr>
-            <w:tcW w:w="1494" w:type="dxa"/>
+            <w:tcW w:w="1493" w:type="dxa"/>
             <w:tcBorders/>
             <w:vAlign w:val="center"/>
           </w:tcPr>
@@ -477,7 +477,7 @@
         </w:tc>
         <w:tc>
           <w:tcPr>
-            <w:tcW w:w="7606" w:type="dxa"/>
+            <w:tcW w:w="7610" w:type="dxa"/>
             <w:tcBorders/>
             <w:vAlign w:val="center"/>
           </w:tcPr>
@@ -499,7 +499,7 @@
         <w:trPr/>
         <w:tc>
           <w:tcPr>
-            <w:tcW w:w="2239" w:type="dxa"/>
+            <w:tcW w:w="2236" w:type="dxa"/>
             <w:tcBorders/>
             <w:vAlign w:val="center"/>
           </w:tcPr>
@@ -518,7 +518,7 @@
         </w:tc>
         <w:tc>
           <w:tcPr>
-            <w:tcW w:w="1494" w:type="dxa"/>
+            <w:tcW w:w="1493" w:type="dxa"/>
             <w:tcBorders/>
             <w:vAlign w:val="center"/>
           </w:tcPr>
@@ -537,7 +537,7 @@
         </w:tc>
         <w:tc>
           <w:tcPr>
-            <w:tcW w:w="7606" w:type="dxa"/>
+            <w:tcW w:w="7610" w:type="dxa"/>
             <w:tcBorders/>
             <w:vAlign w:val="center"/>
           </w:tcPr>
@@ -559,7 +559,7 @@
         <w:trPr/>
         <w:tc>
           <w:tcPr>
-            <w:tcW w:w="2239" w:type="dxa"/>
+            <w:tcW w:w="2236" w:type="dxa"/>
             <w:tcBorders/>
             <w:vAlign w:val="center"/>
           </w:tcPr>
@@ -578,7 +578,7 @@
         </w:tc>
         <w:tc>
           <w:tcPr>
-            <w:tcW w:w="1494" w:type="dxa"/>
+            <w:tcW w:w="1493" w:type="dxa"/>
             <w:tcBorders/>
             <w:vAlign w:val="center"/>
           </w:tcPr>
@@ -597,7 +597,7 @@
         </w:tc>
         <w:tc>
           <w:tcPr>
-            <w:tcW w:w="7606" w:type="dxa"/>
+            <w:tcW w:w="7610" w:type="dxa"/>
             <w:tcBorders/>
             <w:vAlign w:val="center"/>
           </w:tcPr>
@@ -619,7 +619,7 @@
         <w:trPr/>
         <w:tc>
           <w:tcPr>
-            <w:tcW w:w="2239" w:type="dxa"/>
+            <w:tcW w:w="2236" w:type="dxa"/>
             <w:tcBorders/>
             <w:vAlign w:val="center"/>
           </w:tcPr>
@@ -644,7 +644,7 @@
         </w:tc>
         <w:tc>
           <w:tcPr>
-            <w:tcW w:w="1494" w:type="dxa"/>
+            <w:tcW w:w="1493" w:type="dxa"/>
             <w:tcBorders/>
             <w:vAlign w:val="center"/>
           </w:tcPr>
@@ -663,7 +663,7 @@
         </w:tc>
         <w:tc>
           <w:tcPr>
-            <w:tcW w:w="7606" w:type="dxa"/>
+            <w:tcW w:w="7610" w:type="dxa"/>
             <w:tcBorders/>
             <w:vAlign w:val="center"/>
           </w:tcPr>
@@ -685,7 +685,7 @@
         <w:trPr/>
         <w:tc>
           <w:tcPr>
-            <w:tcW w:w="2239" w:type="dxa"/>
+            <w:tcW w:w="2236" w:type="dxa"/>
             <w:tcBorders/>
             <w:vAlign w:val="center"/>
           </w:tcPr>
@@ -710,7 +710,7 @@
         </w:tc>
         <w:tc>
           <w:tcPr>
-            <w:tcW w:w="1494" w:type="dxa"/>
+            <w:tcW w:w="1493" w:type="dxa"/>
             <w:tcBorders/>
             <w:vAlign w:val="center"/>
           </w:tcPr>
@@ -729,7 +729,7 @@
         </w:tc>
         <w:tc>
           <w:tcPr>
-            <w:tcW w:w="7606" w:type="dxa"/>
+            <w:tcW w:w="7610" w:type="dxa"/>
             <w:tcBorders/>
             <w:vAlign w:val="center"/>
           </w:tcPr>
@@ -751,7 +751,7 @@
         <w:trPr/>
         <w:tc>
           <w:tcPr>
-            <w:tcW w:w="2239" w:type="dxa"/>
+            <w:tcW w:w="2236" w:type="dxa"/>
             <w:tcBorders/>
             <w:vAlign w:val="center"/>
           </w:tcPr>
@@ -770,7 +770,7 @@
         </w:tc>
         <w:tc>
           <w:tcPr>
-            <w:tcW w:w="1494" w:type="dxa"/>
+            <w:tcW w:w="1493" w:type="dxa"/>
             <w:tcBorders/>
             <w:vAlign w:val="center"/>
           </w:tcPr>
@@ -789,7 +789,7 @@
         </w:tc>
         <w:tc>
           <w:tcPr>
-            <w:tcW w:w="7606" w:type="dxa"/>
+            <w:tcW w:w="7610" w:type="dxa"/>
             <w:tcBorders/>
             <w:vAlign w:val="center"/>
           </w:tcPr>
@@ -831,7 +831,7 @@
         <w:trPr/>
         <w:tc>
           <w:tcPr>
-            <w:tcW w:w="2239" w:type="dxa"/>
+            <w:tcW w:w="2236" w:type="dxa"/>
             <w:tcBorders/>
             <w:vAlign w:val="center"/>
           </w:tcPr>
@@ -850,7 +850,7 @@
         </w:tc>
         <w:tc>
           <w:tcPr>
-            <w:tcW w:w="1494" w:type="dxa"/>
+            <w:tcW w:w="1493" w:type="dxa"/>
             <w:tcBorders/>
             <w:vAlign w:val="center"/>
           </w:tcPr>
@@ -869,7 +869,7 @@
         </w:tc>
         <w:tc>
           <w:tcPr>
-            <w:tcW w:w="7606" w:type="dxa"/>
+            <w:tcW w:w="7610" w:type="dxa"/>
             <w:tcBorders/>
             <w:vAlign w:val="center"/>
           </w:tcPr>
@@ -941,7 +941,7 @@
         <w:trPr/>
         <w:tc>
           <w:tcPr>
-            <w:tcW w:w="2239" w:type="dxa"/>
+            <w:tcW w:w="2236" w:type="dxa"/>
             <w:tcBorders/>
             <w:vAlign w:val="center"/>
           </w:tcPr>
@@ -960,7 +960,7 @@
         </w:tc>
         <w:tc>
           <w:tcPr>
-            <w:tcW w:w="1494" w:type="dxa"/>
+            <w:tcW w:w="1493" w:type="dxa"/>
             <w:tcBorders/>
             <w:vAlign w:val="center"/>
           </w:tcPr>
@@ -979,7 +979,7 @@
         </w:tc>
         <w:tc>
           <w:tcPr>
-            <w:tcW w:w="7606" w:type="dxa"/>
+            <w:tcW w:w="7610" w:type="dxa"/>
             <w:tcBorders/>
             <w:vAlign w:val="center"/>
           </w:tcPr>
@@ -1006,7 +1006,7 @@
       </w:pPr>
       <w:r>
         <w:rPr/>
-        <w:t>Template-ul „In lucru” (cerut in laboratorul 2) a fost folosit pentru paginile care nu erau inca implementate; acum toate paginile din meniu au continut.</w:t>
+        <w:t>Template-ul "In lucru" (cerut in laboratorul 2) a fost folosit pentru paginile care nu erau inca implementate; acum toate paginile din meniu au continut.</w:t>
       </w:r>
     </w:p>
     <w:p>
@@ -1558,7 +1558,7 @@
       </w:pPr>
       <w:r>
         <w:rPr/>
-        <w:t>Raionul este o entitate slaba deoarece nu poate exista si nu poate fi identificat fara floraria din care face parte. Numarul raionului (1, 2, ...) se repeta de la o florarie la alta, deci nu identifica singur raionul: „raionul 1” exista in fiecare sediu. Un raion este identificat doar de perechea (florarie, numar raion). Daca o florarie se inchide, raioanele ei dispar odata cu ea.</w:t>
+        <w:t>Raionul este o entitate slaba deoarece nu poate exista si nu poate fi identificat fara floraria din care face parte. Numarul raionului (1, 2, ...) se repeta de la o florarie la alta, deci nu identifica singur raionul: "raionul 1" exista in fiecare sediu. Un raion este identificat doar de perechea (florarie, numar raion). Daca o florarie se inchide, raioanele ei dispar odata cu ea.</w:t>
       </w:r>
     </w:p>
     <w:p>
@@ -2036,7 +2036,7 @@
       </w:r>
       <w:r>
         <w:rPr/>
-        <w:t xml:space="preserve">: Montanabw, „Red roses from bouquet 2.jpg”, Wikimedia Commons, CC BY-SA 4.0 (https://commons.wikimedia.org/wiki/File:Red_roses_from_bouquet_2.jpg) </w:t>
+        <w:t xml:space="preserve">: Montanabw, "Red roses from bouquet 2.jpg", Wikimedia Commons, CC BY-SA 4.0 (https://commons.wikimedia.org/wiki/File:Red_roses_from_bouquet_2.jpg) </w:t>
       </w:r>
     </w:p>
     <w:p>
@@ -2063,7 +2063,7 @@
       </w:r>
       <w:r>
         <w:rPr/>
-        <w:t xml:space="preserve">: Ruth Hartnup from Vancouver, Canada, „Bouquet of white roses (2486808368).jpg”, Wikimedia Commons, CC BY 2.0 (https://commons.wikimedia.org/wiki/File:Bouquet_of_white_roses_(2486808368).jpg) </w:t>
+        <w:t xml:space="preserve">: Ruth Hartnup from Vancouver, Canada, "Bouquet of white roses (2486808368).jpg", Wikimedia Commons, CC BY 2.0 (https://commons.wikimedia.org/wiki/File:Bouquet_of_white_roses_(2486808368).jpg) </w:t>
       </w:r>
     </w:p>
     <w:p>
@@ -2090,7 +2090,7 @@
       </w:r>
       <w:r>
         <w:rPr/>
-        <w:t xml:space="preserve">: Сарапулов, „Троянда сорту Pink Intuition 02.jpg”, Wikimedia Commons, CC BY 4.0 (https://commons.wikimedia.org/wiki/File:%D0%A2%D1%80%D0%BE%D1%8F%D0%BD%D0%B4%D0%B0_%D1%81%D0%BE%D1%80%D1%82%D1%83_Pink_Intuition_02.jpg) </w:t>
+        <w:t xml:space="preserve">: Сарапулов, "Троянда сорту Pink Intuition 02.jpg", Wikimedia Commons, CC BY 4.0 (https://commons.wikimedia.org/wiki/File:%D0%A2%D1%80%D0%BE%D1%8F%D0%BD%D0%B4%D0%B0_%D1%81%D0%BE%D1%80%D1%82%D1%83_Pink_Intuition_02.jpg) </w:t>
       </w:r>
     </w:p>
     <w:p>
@@ -2117,7 +2117,7 @@
       </w:r>
       <w:r>
         <w:rPr/>
-        <w:t xml:space="preserve">: Gabor Juhasz juhg, „Tulip-bouquet-vienna (Unsplash).jpg”, Wikimedia Commons, CC0 (https://commons.wikimedia.org/wiki/File:Tulip-bouquet-vienna_(Unsplash).jpg) </w:t>
+        <w:t xml:space="preserve">: Gabor Juhasz juhg, "Tulip-bouquet-vienna (Unsplash).jpg", Wikimedia Commons, CC0 (https://commons.wikimedia.org/wiki/File:Tulip-bouquet-vienna_(Unsplash).jpg) </w:t>
       </w:r>
     </w:p>
     <w:p>
@@ -2144,7 +2144,7 @@
       </w:r>
       <w:r>
         <w:rPr/>
-        <w:t xml:space="preserve">: George E. Koronaios, „White tulips on a black table.jpg”, Wikimedia Commons, CC BY-SA 4.0 (https://commons.wikimedia.org/wiki/File:White_tulips_on_a_black_table.jpg) </w:t>
+        <w:t xml:space="preserve">: George E. Koronaios, "White tulips on a black table.jpg", Wikimedia Commons, CC BY-SA 4.0 (https://commons.wikimedia.org/wiki/File:White_tulips_on_a_black_table.jpg) </w:t>
       </w:r>
     </w:p>
     <w:p>
@@ -2171,7 +2171,7 @@
       </w:r>
       <w:r>
         <w:rPr/>
-        <w:t xml:space="preserve">: Timm Schoof, „Pot Orchid (124213019).jpeg”, Wikimedia Commons, CC BY-SA 3.0 (https://commons.wikimedia.org/wiki/File:Pot_Orchid_(124213019).jpeg) </w:t>
+        <w:t xml:space="preserve">: Timm Schoof, "Pot Orchid (124213019).jpeg", Wikimedia Commons, CC BY-SA 3.0 (https://commons.wikimedia.org/wiki/File:Pot_Orchid_(124213019).jpeg) </w:t>
       </w:r>
     </w:p>
     <w:p>
@@ -2198,7 +2198,7 @@
       </w:r>
       <w:r>
         <w:rPr/>
-        <w:t xml:space="preserve">: ToprakM, „Ficus benjamina at University of Kyrenia.jpg”, Wikimedia Commons, CC BY 4.0 (https://commons.wikimedia.org/wiki/File:Ficus_benjamina_at_University_of_Kyrenia.jpg) </w:t>
+        <w:t xml:space="preserve">: ToprakM, "Ficus benjamina at University of Kyrenia.jpg", Wikimedia Commons, CC BY 4.0 (https://commons.wikimedia.org/wiki/File:Ficus_benjamina_at_University_of_Kyrenia.jpg) </w:t>
       </w:r>
     </w:p>
     <w:p>
@@ -2225,7 +2225,7 @@
       </w:r>
       <w:r>
         <w:rPr/>
-        <w:t xml:space="preserve">: W.carter, „Peace lily - 2.jpg”, Wikimedia Commons, CC BY-SA 4.0 (https://commons.wikimedia.org/wiki/File:Peace_lily_-_2.jpg) </w:t>
+        <w:t xml:space="preserve">: W.carter, "Peace lily - 2.jpg", Wikimedia Commons, CC BY-SA 4.0 (https://commons.wikimedia.org/wiki/File:Peace_lily_-_2.jpg) </w:t>
       </w:r>
     </w:p>
     <w:p>
@@ -2252,7 +2252,7 @@
       </w:r>
       <w:r>
         <w:rPr/>
-        <w:t xml:space="preserve">: Gerda Arendt, „Bouquet of wildflowers, Ehrenbach.jpg”, Wikimedia Commons, CC0 (https://commons.wikimedia.org/wiki/File:Bouquet_of_wildflowers,_Ehrenbach.jpg) </w:t>
+        <w:t xml:space="preserve">: Gerda Arendt, "Bouquet of wildflowers, Ehrenbach.jpg", Wikimedia Commons, CC0 (https://commons.wikimedia.org/wiki/File:Bouquet_of_wildflowers,_Ehrenbach.jpg) </w:t>
       </w:r>
     </w:p>
     <w:p>
@@ -2279,7 +2279,7 @@
       </w:r>
       <w:r>
         <w:rPr/>
-        <w:t xml:space="preserve">: Alabama Extension, „Sunflowers for Sale at Farmers Market.jpg”, Wikimedia Commons, CC0 (https://commons.wikimedia.org/wiki/File:Sunflowers_for_Sale_at_Farmers_Market.jpg) </w:t>
+        <w:t xml:space="preserve">: Alabama Extension, "Sunflowers for Sale at Farmers Market.jpg", Wikimedia Commons, CC0 (https://commons.wikimedia.org/wiki/File:Sunflowers_for_Sale_at_Farmers_Market.jpg) </w:t>
       </w:r>
     </w:p>
     <w:p>
@@ -2306,7 +2306,7 @@
       </w:r>
       <w:r>
         <w:rPr/>
-        <w:t xml:space="preserve">: Jonathan Billinger, „Orange-bronze Chrysanthemum - geograph.org.uk - 4233680.jpg”, Wikimedia Commons, CC BY-SA 2.0 (https://commons.wikimedia.org/wiki/File:Orange-bronze_Chrysanthemum_-_geograph.org.uk_-_4233680.jpg) </w:t>
+        <w:t xml:space="preserve">: Jonathan Billinger, "Orange-bronze Chrysanthemum - geograph.org.uk - 4233680.jpg", Wikimedia Commons, CC BY-SA 2.0 (https://commons.wikimedia.org/wiki/File:Orange-bronze_Chrysanthemum_-_geograph.org.uk_-_4233680.jpg) </w:t>
       </w:r>
     </w:p>
     <w:p>
@@ -2333,7 +2333,7 @@
       </w:r>
       <w:r>
         <w:rPr/>
-        <w:t xml:space="preserve">: Mikismom, „Early fall flower arrangements.jpg”, Wikimedia Commons, CC BY-SA 4.0 (https://commons.wikimedia.org/wiki/File:Early_fall_flower_arrangements.jpg) </w:t>
+        <w:t xml:space="preserve">: Mikismom, "Early fall flower arrangements.jpg", Wikimedia Commons, CC BY-SA 4.0 (https://commons.wikimedia.org/wiki/File:Early_fall_flower_arrangements.jpg) </w:t>
       </w:r>
     </w:p>
     <w:sectPr>
